--- a/T&C/General T&C/Vers 9 - Multilanguage - Q4 2026/9_Termini_e_Condizioni_Generali_Fleequid_F0009_2026_FR.docx
+++ b/T&C/General T&C/Vers 9 - Multilanguage - Q4 2026/9_Termini_e_Condizioni_Generali_Fleequid_F0009_2026_FR.docx
@@ -1314,7 +1314,7 @@
                 <w:smallCaps/>
                 <w:noProof/>
               </w:rPr>
-              <w:t>Vente différée : acompte et Véhicule temporairement en usage chez le Vendeur.</w:t>
+              <w:t>Vente différée : Acompte et Véhicule temporairement en usage chez le Vendeur.</w:t>
             </w:r>
             <w:r>
               <w:rPr>
@@ -1361,7 +1361,7 @@
                 <w:noProof/>
                 <w:webHidden/>
               </w:rPr>
-              <w:t>52</w:t>
+              <w:t>53</w:t>
             </w:r>
             <w:r>
               <w:rPr>
@@ -1456,7 +1456,7 @@
                 <w:noProof/>
                 <w:webHidden/>
               </w:rPr>
-              <w:t>56</w:t>
+              <w:t>57</w:t>
             </w:r>
             <w:r>
               <w:rPr>
@@ -1646,7 +1646,7 @@
                 <w:noProof/>
                 <w:webHidden/>
               </w:rPr>
-              <w:t>63</w:t>
+              <w:t>64</w:t>
             </w:r>
             <w:r>
               <w:rPr>
@@ -1931,7 +1931,7 @@
                 <w:noProof/>
                 <w:webHidden/>
               </w:rPr>
-              <w:t>87</w:t>
+              <w:t>88</w:t>
             </w:r>
             <w:r>
               <w:rPr>
@@ -2120,7 +2120,7 @@
                 <w:noProof/>
                 <w:webHidden/>
               </w:rPr>
-              <w:t>95</w:t>
+              <w:t>96</w:t>
             </w:r>
             <w:r>
               <w:rPr>
@@ -2215,7 +2215,7 @@
                 <w:noProof/>
                 <w:webHidden/>
               </w:rPr>
-              <w:t>96</w:t>
+              <w:t>97</w:t>
             </w:r>
             <w:r>
               <w:rPr>
@@ -2405,7 +2405,7 @@
                 <w:noProof/>
                 <w:webHidden/>
               </w:rPr>
-              <w:t>98</w:t>
+              <w:t>99</w:t>
             </w:r>
             <w:r>
               <w:rPr>
@@ -3497,7 +3497,7 @@
           <w:sz w:val="20"/>
           <w:szCs w:val="20"/>
         </w:rPr>
-        <w:t xml:space="preserve">, propriétaire de la marque Fleequid®. Ce terme peut également désigner d'autres entités juridiques, affiliées ou désignées par Adorea S.r.l. pour la commercialisation de Véhicules, conformément aux dispositions de l'art. 2.9. Fleequid gère la Place de marché et met à disposition les Services ; la qualité en laquelle elle intervient dans chaque opération dépend du Modèle de vente applicable et, dans la Vente en commission, de la modalité d'exécution choisie, conformément aux dispositions des art. 2.3-2.8, 3, 17 et 18. La position de Fleequid à l'égard des Véhicules pouvant être qualifiés de VHU ou, en tout état de cause, de déchets est régie par les art. 16.13 et 18.8.</w:t>
+        <w:t xml:space="preserve">, propriétaire de la marque Fleequid®. Ce terme peut également désigner d'autres entités juridiques, affiliées ou désignées par Adorea S.r.l. pour l'achat et la vente de Véhicules, conformément aux dispositions de l'art. 2.9. Fleequid gère la Place de marché et met à disposition les Services ; la qualité en laquelle elle intervient dans chaque opération dépend du Modèle de vente applicable et, dans la Vente en commission, de la modalité d'exécution choisie, conformément aux dispositions des art. 2.3-2.8, 3, 17 et 18. La position de Fleequid à l'égard des Véhicules pouvant être qualifiés de VHU ou, en tout état de cause, de déchets est régie par les art. 16.13 et 18.8.</w:t>
       </w:r>
     </w:p>
     <w:p>
@@ -5291,7 +5291,7 @@
           <w:sz w:val="20"/>
           <w:szCs w:val="20"/>
         </w:rPr>
-        <w:t xml:space="preserve">Dans les présentes CG, le terme « </w:t>
+        <w:t xml:space="preserve">Sauf si la disposition concernée prévoit expressément un délai en jours calendaires, dans les présentes CG, le terme « </w:t>
       </w:r>
       <w:r>
         <w:rPr>
@@ -5621,7 +5621,7 @@
           <w:sz w:val="20"/>
           <w:szCs w:val="20"/>
         </w:rPr>
-        <w:t>Dans le cadre de la Vente en commission, Fleequid peut, à sa seule discrétion, décider de ne pas procéder à la Revente et d'exécuter la vente faisant l'objet de la commission en tant que Simple intermédiaire, en permettant que le transfert du Véhicule et la facturation correspondante interviennent directement du Vendeur à l'Acheteur. Dans ce cas, la vente du Véhicule est conclue directement entre le Vendeur et l'Acheteur ; Fleequid ne la conclut pas, ni en son nom propre ni en tant que partie, n'achète pas le Véhicule, même temporairement, n'assume pas la qualité de vendeur, même officiel, et le prix du Véhicule est payé par l'Acheteur directement au Vendeur ; Fleequid conserve le droit aux Commissions dues par les deux Parties et aux Tarifs conformément aux dispositions des présentes Conditions générales. L'intervention en tant que Simple intermédiaire constitue une modalité interne d'exécution de la Vente en commission au sens de l'art. 2.3 et non un Modèle de vente autonome. La faculté de choix prévue au présent paragraphe est exercée conformément aux dispositions des art. 3.2, 3.5 et 17.1 et est préalablement portée à connaissance et acceptée conformément à l'art. 3.2, lettre a).</w:t>
+        <w:t>Dans le cadre de la Vente en commission, Fleequid peut, à sa seule discrétion, décider de ne pas procéder à la Revente et d'exécuter la vente faisant l'objet de la commission en tant que Simple intermédiaire, en permettant que le transfert du Véhicule et la facturation correspondante interviennent directement du Vendeur à l'Acheteur. Dans ce cas, la vente du Véhicule est conclue directement entre le Vendeur et l'Acheteur ; Fleequid ne la conclut pas, ni en son nom propre ni en tant que partie, n'achète pas le Véhicule, même temporairement, n'assume pas la qualité de vendeur, même officiel, et le prix du Véhicule est payé par l'Acheteur directement au Vendeur ; Fleequid conserve le droit aux Commissions dues par les deux Parties et aux Tarifs conformément aux dispositions des présentes Conditions générales. L'intervention en tant que Simple intermédiaire constitue une modalité interne d'exécution de la Vente en commission au sens de l'art. 2.3 et non un Modèle de vente autonome. La faculté de choix prévue au présent paragraphe est exercée conformément aux dispositions des art. 3.2, 3.5 et 17.1, est préalablement portée à connaissance conformément à l'art. 3.2, lettre a) et acceptée par l'adhésion aux présentes CG.</w:t>
       </w:r>
     </w:p>
     <w:p>
@@ -6188,7 +6188,7 @@
           <w:sz w:val="20"/>
           <w:szCs w:val="20"/>
         </w:rPr>
-        <w:t>Fleequid se réserve le droit de modifier à tout moment et unilatéralement, à sa discrétion, les Conditions générales et la Grille tarifaire Fleequid, y compris afin d'introduire de nouveaux produits ou Services, d'adapter les modalités de fonctionnement de la Place de marché ou de se conformer à des dispositions légales ou réglementaires ou à des décisions des autorités compétentes. Les modifications sont communiquées aux Utilisateurs de manière claire et compréhensible au moins 30 (trente) jours avant leur entrée en vigueur, à moins que l'Utilisateur ne les ait expressément acceptées avant l'expiration de ce délai. Fleequid conserve une archive des versions précédentes des Conditions générales et de la Grille tarifaire Fleequid, accessible en contactant le service clientèle. Les modifications peuvent être communiquées par le biais de l'un ou de plusieurs des moyens suivants : a) e-mail envoyé à l'adresse e-mail associée au profil de l'Utilisateur, contenant un résumé des modifications et un lien vers les textes mis à jour ; b) notification affichée lors de la prochaine authentification de l'Utilisateur sur la Place de marché ; c) publication d'un avis sur la page d'accueil du site Web de Fleequid, avec un lien vers les textes mis à jour. L'Utilisateur qui n'entend pas accepter les modifications peut se retirer sans encourir de pénalités dans un délai de 30 (trente) jours à compter de la communication et, quoi qu'il en soit, de la publication des Conditions générales mises à jour sur la Place de marché, au moyen d'une communication écrite envoyée à l'adresse e-mail withdrawal@fleequid.com. Les modifications s'appliquent aux Événements de vente et aux opérations engagés après leur entrée en vigueur ; les Événements de vente et les opérations déjà en cours, ainsi que ceux pour lesquels l'Accord contraignant est déjà formé, restent soumis jusqu'à leur achèvement aux Conditions générales et à la Grille tarifaire Fleequid en vigueur au moment où l'Événement ou l'opération concernés ont été engagés, sous réserve des dispositions de l'art. 4.9. Dès réception de la notification de retrait, Fleequid procède à la suppression du profil de l'Utilisateur conformément aux dispositions de l'art. 5.11. Les Utilisateurs sont tenus de vérifier la version des Conditions générales et de la Grille tarifaire Fleequid en vigueur avant la formulation d'une Offre, en consultant la section prévue à cet effet sur la Place de marché. À l'expiration du délai de préavis, la poursuite de l'utilisation de la Place de marché ou des Services de Fleequid emporte acceptation des modifications entrées en vigueur. En cas de litige en lien avec la version ou l'applicabilité des Conditions générales au Contrat, l'Utilisateur doit pouvoir démontrer qu'il n'a pas eu la possibilité, malgré tous les efforts raisonnables, de consulter les Conditions générales applicables, bien qu'il ait consulté la section prévue à cet effet sur la Place de marché et bien qu'il ait formulé une demande écrite en temps utile à Fleequid, avant de soulever toute exception, demande ou réclamation à cet égard.</w:t>
+        <w:t>Fleequid se réserve le droit de modifier à tout moment et unilatéralement, à sa discrétion, les Conditions générales et la Grille tarifaire Fleequid, y compris afin d'introduire de nouveaux produits ou Services, d'adapter les modalités de fonctionnement de la Place de marché ou de se conformer à des dispositions légales ou réglementaires ou à des décisions des autorités compétentes. Les modifications sont communiquées aux Utilisateurs de manière claire et compréhensible au moins 30 (trente) jours calendaires avant leur entrée en vigueur, à moins que l'Utilisateur ne les ait expressément acceptées avant l'expiration de ce délai. Fleequid conserve une archive des versions précédentes des Conditions générales et de la Grille tarifaire Fleequid, accessible en contactant le service clientèle. Les modifications peuvent être communiquées par le biais de l'un ou de plusieurs des moyens suivants : a) e-mail envoyé à l'adresse e-mail associée au profil de l'Utilisateur, contenant un résumé des modifications et un lien vers les textes mis à jour ; b) notification affichée lors de la prochaine authentification de l'Utilisateur sur la Place de marché ; c) publication d'un avis sur la page d'accueil du site Web de Fleequid, avec un lien vers les textes mis à jour. L'Utilisateur qui n'entend pas accepter les modifications peut se retirer sans encourir de pénalités dans un délai de 30 (trente) jours calendaires à compter de la communication et, quoi qu'il en soit, de la publication des Conditions générales mises à jour sur la Place de marché, au moyen d'une communication écrite envoyée à l'adresse e-mail withdrawal@fleequid.com. Les modifications s'appliquent aux Événements de vente et aux opérations engagés après leur entrée en vigueur ; les Événements de vente et les opérations déjà en cours, ainsi que ceux pour lesquels l'Accord contraignant est déjà formé, restent soumis jusqu'à leur achèvement aux Conditions générales et à la Grille tarifaire Fleequid en vigueur au moment où l'Événement ou l'opération concernés ont été engagés, sous réserve des dispositions de l'art. 4.9. Dès réception de la notification de retrait, Fleequid procède à la suppression du profil de l'Utilisateur conformément aux dispositions de l'art. 5.11. Les Utilisateurs sont tenus de vérifier la version des Conditions générales et de la Grille tarifaire Fleequid en vigueur avant la formulation d'une Offre, en consultant la section prévue à cet effet sur la Place de marché. À l'expiration du délai de préavis, la poursuite de l'utilisation de la Place de marché ou des Services de Fleequid emporte acceptation des modifications entrées en vigueur. En cas de litige en lien avec la version ou l'applicabilité des Conditions générales au Contrat, l'Utilisateur doit pouvoir démontrer qu'il n'a pas eu la possibilité, malgré tous les efforts raisonnables, de consulter les Conditions générales applicables, bien qu'il ait consulté la section prévue à cet effet sur la Place de marché et bien qu'il ait formulé une demande écrite en temps utile à Fleequid, avant de soulever toute exception, demande ou réclamation à cet égard.</w:t>
       </w:r>
     </w:p>
     <w:p>
@@ -6680,7 +6680,7 @@
           <w:sz w:val="20"/>
           <w:szCs w:val="20"/>
         </w:rPr>
-        <w:t>Fleequid informera sans délai l'Utilisateur par écrit des mesures adoptées en vertu de l'art. 5.5 ci-dessus, en indiquant les motifs correspondants. En fonction de la nature et de la gravité des circonstances constatées, Fleequid peut adopter immédiatement les mesures nécessaires pour faire cesser ou contenir la situation en cause ou inviter l'Utilisateur à y remédier dans un délai de 30 (trente) jours. À l'expiration de ce délai resté sans effet, Fleequid peut suspendre ou bloquer, y compris pour une durée indéterminée, le profil de l'Utilisateur ou limiter son accès à la Place de marché et aux Services correspondants. Ce délai ne s'applique pas lorsque : a) Fleequid est tenue de se conformer à une obligation légale ou réglementaire ou à une décision de l'autorité compétente qui exige la cessation ou la limitation immédiate de la fourniture de Véhicules ou de Services à l'Utilisateur ; b) les conditions de la résolution immédiate du Contrat en vertu de la loi ou des présentes Conditions générales sont réunies ; c) l'Utilisateur a enfreint de manière répétée les règles d'utilisation de la Place de marché ; d) les données ou les contenus attribuables à l'Utilisateur sont illégaux ou inappropriés, ou son comportement est susceptible de compromettre la sécurité ou le bon fonctionnement de la Place de marché, de Fleequid ou des autres Utilisateurs ; e) le comportement est lié à des fraudes, des contrefaçons, des violations en matière de données à caractère personnel, des spams ou d'autres activités illicites ou abusives. Dans ces cas, Fleequid peut adopter la mesure sans mise en demeure préalable, tout en en communiquant les motifs à l'Utilisateur. La Classification de l'Utilisateur visée à l'art. 6 ne constitue pas une mesure au sens du présent paragraphe et n'est pas soumise à la procédure qui y est prévue. De même, la limitation ou la suspension de l'activité du compte décidée à l'égard de l'Acheteur en retard ou défaillant en vertu de l'art. 12.10 constitue une mesure autonome, régie par cette disposition ; elle n'est pas absorbée dans la procédure prévue par le présent paragraphe et n'est pas subordonnée aux conditions et délais correspondants.</w:t>
+        <w:t>Fleequid informera sans délai l'Utilisateur par écrit des mesures adoptées en vertu de l'art. 5.5 ci-dessus, en indiquant les motifs correspondants. En fonction de la nature et de la gravité des circonstances constatées, Fleequid peut adopter immédiatement les mesures nécessaires pour faire cesser ou contenir la situation en cause ou inviter l'Utilisateur à y remédier dans un délai de 30 (trente) jours. À l'expiration de ce délai resté sans effet, Fleequid peut suspendre ou bloquer, y compris pour une durée indéterminée, le profil de l'Utilisateur ou limiter son accès à la Place de marché et aux Services correspondants. Ce délai ne s'applique pas lorsque : a) Fleequid est tenue de se conformer à une obligation légale ou réglementaire ou à une décision de l'autorité compétente qui exige la cessation ou la limitation immédiate de la fourniture de Véhicules ou de Services à l'Utilisateur ; b) les conditions de la résolution immédiate du Contrat en vertu de la loi ou des présentes Conditions générales sont réunies ; c) l'Utilisateur a enfreint de manière répétée les règles d'utilisation de la Place de marché ; d) les données ou les contenus attribuables à l'Utilisateur sont illégaux ou inappropriés, ou son comportement est susceptible de compromettre la sécurité ou le bon fonctionnement de la Place de marché, de Fleequid ou des autres Utilisateurs ; e) le comportement est lié à des fraudes, des contrefaçons, des violations en matière de données à caractère personnel, des spams ou d'autres activités illicites ou abusives. Dans ces cas, Fleequid peut adopter la mesure sans mise en demeure préalable, tout en en communiquant les motifs à l'Utilisateur. La Classification de l'Utilisateur visée à l'art. 6 ne constitue pas une mesure au sens du présent paragraphe et n'est pas soumise à la procédure qui y est prévue. De même, la limitation ou la suspension de l'activité du profil décidée à l'égard de l'Acheteur en retard ou défaillant en vertu de l'art. 12.10 constitue une mesure autonome, régie par cette disposition ; elle n'est pas absorbée dans la procédure prévue par le présent paragraphe et n'est pas subordonnée aux conditions et délais correspondants.</w:t>
       </w:r>
     </w:p>
     <w:p>
@@ -6780,7 +6780,7 @@
           <w:sz w:val="20"/>
           <w:szCs w:val="20"/>
         </w:rPr>
-        <w:t>. Ce système est structuré conformément à l'art. 11 du Règlement (UE) 2019/1150, que Fleequid applique également à titre volontaire lorsqu'il n'est pas directement applicable. Conformément à l'art. 12 dudit Règlement, tout litige qui naîtrait en lien avec l'application des dispositions du présent article sera soumis à une tentative de médiation de la Chambre de médiation en exercice auprès de la Chambre de commerce de Côme, avec laquelle Fleequid déclare vouloir collaborer, aux fins d'une tentative de médiation gérée par un médiateur personne physique désigné et exerçant conformément aux dispositions du règlement de médiation de cette Chambre de commerce, que l'Utilisateur peut consulter dans la section prévue à cet effet du site institutionnel correspondant. Demeure inchangé le régime de la procédure de réclamation relative aux Véhicules visé à l'art. 20.</w:t>
+        <w:t>. Ce système est structuré conformément à l'art. 11 du Règlement (UE) 2019/1150, que Fleequid applique également à titre volontaire lorsqu'il n'est pas directement applicable. Conformément à l'art. 12 dudit Règlement, les litiges relatifs à l'accès à la Place de marché, à son utilisation et aux mesures de limitation, de suspension ou de cessation de l'accès ou de l'activité de l'Utilisateur adoptées par Fleequid en vertu du présent article seront soumis à une tentative de médiation de la Chambre de médiation en exercice auprès de la Chambre de commerce de Côme, avec laquelle Fleequid déclare vouloir collaborer, aux fins d'une tentative de médiation gérée par un médiateur personne physique désigné et exerçant conformément aux dispositions du règlement de médiation de cette Chambre de commerce, que l'Utilisateur peut consulter dans la section prévue à cet effet du site institutionnel correspondant. Demeure inchangé et autonome le régime de la procédure de réclamation relative aux Véhicules visé à l'art. 20, auquel la tentative de médiation visée au présent paragraphe ne s'applique pas, sauf si le litige porte également, de manière autonome, sur l'une des matières indiquées à la phrase précédente.</w:t>
       </w:r>
     </w:p>
     <w:p>
@@ -6952,7 +6952,7 @@
           <w:sz w:val="20"/>
           <w:szCs w:val="20"/>
         </w:rPr>
-        <w:t>Le montant du Dépôt de garantie est déterminé par Fleequid en fonction de l'Événement de vente, des caractéristiques et de la valeur économique du Véhicule, du risque lié à l'opération concernée et, le cas échéant, de la Classification de l'Utilisateur. Les présentes Conditions générales ne fixent pas de montant standard rigide et uniforme. Sans préjudice des conditions ordinairement appliquées et des éventuelles conditions de faveur ou exemptions accordées par Fleequid, la Classification de l'Utilisateur peut entraîner l'application de régimes de dépôt de garantie différenciés, modulés en fonction du type de Véhicule et d'Événement de vente et, en règle générale, structurés comme suit : (i) régime de dépôt de garantie de premier niveau : 2 000,00 € pour les Véhicules destinés à la démolition ; 1 000,00 € pour les 1 Euro Auctions ; 1 000,00 € pour les Véhicules dont le Prix de réserve est inférieur ou égal à 50 000,00 € ; 2 000,00 € pour les Véhicules dont le Prix de réserve est supérieur à 50 000,00 € ; (ii) régime de dépôt de garantie de second niveau : 2 000,00 € pour tout Événement de vente. L'application de l'un des régimes susmentionnés, ou d'un montant différent déterminé en vertu de la première phrase, ne requiert pas l'attribution ou la communication à l'Utilisateur d'une qualification ou d'une dénomination spécifique, sans préjudice des dispositions de l'art. 6.1 relatives à la possibilité de prendre préalablement connaissance de l'obligation de versement et de son montant, qui prévaut en tout état de cause sur les valeurs ordinairement appliquées.</w:t>
+        <w:t>Le montant du Dépôt de garantie est déterminé par Fleequid en fonction de l'Événement de vente, des caractéristiques et de la valeur économique du Véhicule, du risque lié à l'opération concernée et, le cas échéant, de la Classification de l'Utilisateur. Les présentes Conditions générales ne fixent pas de montant standard rigide et uniforme. Sans préjudice des conditions ordinairement appliquées et des éventuelles conditions de faveur ou exemptions accordées par Fleequid, la Classification de l'Utilisateur peut entraîner l'application de régimes de dépôt de garantie différenciés, modulés en fonction du type de Véhicule et d'Événement de vente et, en règle générale, structurés comme suit : (i) régime de dépôt de garantie de premier niveau : 2 000,00 € pour les Véhicules destinés à la démolition ; 1 000,00 € pour les 1 Euro Auctions ; 1 000,00 € pour les Véhicules dont le Prix de réserve est inférieur ou égal à 50 000,00 € ; 2 000,00 € pour les Véhicules dont le Prix de réserve est supérieur à 50 000,00 € ; (ii) régime de dépôt de garantie de second niveau : 2 000,00 € pour tout Événement de vente. L'application de l'un des régimes susmentionnés, ou d'un montant différent déterminé en vertu de la première phrase, ne requiert pas l'attribution ou la communication à l'Utilisateur d'une qualification ou d'une dénomination spécifique, sans préjudice des dispositions de l'art. 6.1 relatives à la possibilité de prendre préalablement connaissance de l'obligation de versement et de son montant ; l'obligation et le montant concrètement portés à la connaissance de l'Enchérisseur conformément à l'art. 6.1 prévalent en tout état de cause sur les valeurs ordinairement appliquées.</w:t>
       </w:r>
     </w:p>
     <w:p>
@@ -7129,7 +7129,7 @@
           <w:sz w:val="20"/>
           <w:szCs w:val="20"/>
         </w:rPr>
-        <w:t xml:space="preserve">Lors de son inscription sur la Place de marché de Fleequid, l'Utilisateur enregistré déclare avoir lu la Notice d'information relative aux données à caractère personnel conformément aux lois applicables et aux exigences de l'article 13 du RGPD - Règlement (UE) 2016/679 qui peut être consultée à l'adresse suivante : </w:t>
+        <w:t xml:space="preserve">Lors de son inscription sur la Place de marché de Fleequid, l'Utilisateur enregistré déclare avoir lu la Notice d'information relative aux données à caractère personnel, qui peut être consultée à l'adresse suivante : </w:t>
       </w:r>
       <w:hyperlink r:id="rId16" w:history="1">
         <w:r>
@@ -7142,7 +7142,7 @@
           <w:sz w:val="20"/>
           <w:szCs w:val="20"/>
         </w:rPr>
-        <w:t>. Le traitement des données à caractère personnel s'effectue dans le respect de toutes les mesures de précaution qui garantissent leur sécurité et leur confidentialité, conformément aux dispositions du RGPD aux fins et objectifs indiqués dans cette Notice d'information relative aux données à caractère personnel, qui indique et précise également les droits et les procédures qui peuvent être engagées par la personne concernée en relation avec les données la concernant.</w:t>
+        <w:t>, conformément aux lois applicables et aux exigences de l'article 13 du RGPD - Règlement (UE) 2016/679. Le traitement des données à caractère personnel s'effectue dans le respect de toutes les mesures de précaution qui garantissent leur sécurité et leur confidentialité, conformément aux dispositions du RGPD aux fins et objectifs indiqués dans cette Notice d'information relative aux données à caractère personnel, qui indique et précise également les droits et les procédures qui peuvent être engagées par la personne concernée en relation avec les données la concernant.</w:t>
       </w:r>
     </w:p>
     <w:p>
@@ -7516,7 +7516,7 @@
           <w:sz w:val="20"/>
           <w:szCs w:val="20"/>
         </w:rPr>
-        <w:t>Une fois que l'engagement de commercialisation pris conformément à l'art. 8.8 a pris fin, si le Véhicule n'a pas été vendu, le Vendeur peut procéder lui-même à sa vente par tout autre canal, sans aucune contrainte de prix minimum et à toute personne, sans préjudice des obligations de transfert du Véhicule éventuellement déjà nées ou encore en cours au titre d'une opération déterminée et, notamment, dans le cadre du Dealer Sales. Le Vendeur demeure tenu de ne pas utiliser les informations, contacts ou opportunités commerciales obtenus par le biais de la Place de marché ou par l'intermédiaire de Fleequid dans le but de conclure, directement ou indirectement, des opérations visant à contourner l'intervention de Fleequid. Cette obligation subsiste pendant 24 (vingt-quatre) mois à compter de la première publication de l'Annonce relative au Véhicule sur la Place de marché ou, lorsque la publication d'une Annonce n'est pas prévue, à compter de la première activité de commercialisation du Véhicule effectuée par Fleequid. En cas de manquement, Fleequid a le droit d'appliquer au Vendeur la pénalité déterminée selon le critère prévu à l'art. 8.9. Lorsque le Vendeur, alors qu'il est tenu de transférer le Véhicule selon le Modèle de vente applicable et les présentes Conditions générales, refuse sans juste motif d'en transférer la propriété : a) à Fleequid, dans le cadre de la Vente en commission exécutée par voie de Revente, le Vendeur est tenu de payer une pénalité égale à 30 % du Prix de vente à l'Acheteur ; b) à Fleequid, dans le cadre du Dealer Sales, le Vendeur est tenu de payer une pénalité égale à 30 % du Prix d'achat dû par Fleequid au Vendeur ; c) directement à l'Acheteur, dans les cas où Fleequid agit en tant que Simple intermédiaire conformément à l'art. 2.6, le Vendeur est tenu de payer à Fleequid une pénalité égale à 30 % du Prix de vente à l'Acheteur. Aux fins du présent paragraphe, le refus est réputé caractérisé lorsqu'il résulte d'une déclaration du Vendeur ou d'un comportement de celui-ci incompatible sans équivoque avec l'exécution ou, à défaut, lorsque le Vendeur n'exécute pas l'obligation concernée dans un délai de 10 (dix) jours à compter de la mise en demeure écrite par laquelle Fleequid l'a invité à s'y conformer. Demeurent réservés le droit de Fleequid à la réparation de tout dommage supplémentaire éventuel ainsi que, dans les cas où le Contrat de vente est conclu directement entre le Vendeur et l'Acheteur, tous les droits et remèdes dont dispose ce dernier. Dans le Dealer Sales, le dommage supplémentaire réparable au profit de Fleequid comprend également les montants que celle-ci est tenue de payer à son propre Acheteur en conséquence de l'inexécution du Vendeur, ainsi que les remboursements, pénalités, coûts et frais y afférents. Demeurent également applicables les autres remèdes prévus par les présentes Conditions générales, y compris ceux visés aux art. 16.9 et 17.8 et, lorsque Fleequid agit en tant que Simple intermédiaire, à l'art. 17.14, sans préjudice de la coordination des pénalités correspondantes conformément aux dispositions de l'art. 15.8. En particulier, lorsque la vente du Véhicule à des tiers ou tout autre comportement équivalent adopté pendant le Statut optionné constitue simultanément la violation de l'exclusivité visée à l'art. 8.9, le refus de transférer la propriété régi par le présent paragraphe ou le défaut de mise à disposition ou de livraison visé à l'art. 16.9, les pénalités correspondantes ne se cumulent pas lorsqu'elles découlent du même fait matériel et protègent le même intérêt : une seule pénalité s'applique, déterminée, en application du critère visé à l'art. 15.8, dans l'ordre suivant : (i) la pénalité prévue au présent paragraphe, lorsque le comportement constitue le refus de transférer la propriété selon les critères indiqués ci-dessus ; (ii) à défaut de refus, les pénalités prévues à l'art. 16.9, lorsque le comportement entraîne le défaut de mise à disposition ou de livraison du Véhicule suivi de l'Annulation de la vente ; (iii) dans les autres cas, la pénalité prévue à l'art. 8.9 pour la violation de l'exclusivité ; étant entendu que demeurent applicables les conséquences n'ayant pas la nature de pénalité et celles découlant de faits matériellement distincts.</w:t>
+        <w:t>Une fois que l'engagement de commercialisation pris conformément à l'art. 8.8 a pris fin, si le Véhicule n'a pas été vendu, le Vendeur peut procéder lui-même à sa vente par tout autre canal, sans aucune contrainte de prix minimum et à toute personne, sans préjudice des obligations de transfert du Véhicule éventuellement déjà nées ou encore en cours au titre d'une opération déterminée et, notamment, dans le cadre du Dealer Sales. Le Vendeur demeure tenu de ne pas utiliser les informations, contacts ou opportunités commerciales obtenus par le biais de la Place de marché ou par l'intermédiaire de Fleequid dans le but de conclure, directement ou indirectement, des opérations visant à contourner l'intervention de Fleequid. Cette obligation subsiste pendant 24 (vingt-quatre) mois à compter de la première publication de l'Annonce relative au Véhicule sur la Place de marché ou, lorsque la publication d'une Annonce n'est pas prévue, à compter de la première activité de commercialisation du Véhicule effectuée par Fleequid. En cas de manquement, Fleequid a le droit d'appliquer au Vendeur la pénalité déterminée selon le critère prévu à l'art. 8.9. Lorsque le Vendeur, alors qu'il est tenu de transférer le Véhicule selon le Modèle de vente applicable et les présentes Conditions générales, refuse sans juste motif d'en transférer la propriété : a) à Fleequid, dans le cadre de la Vente en commission exécutée par voie de Revente, le Vendeur est tenu de payer à cette dernière une pénalité égale à 30 % du Prix de vente à l'Acheteur ; b) à Fleequid, dans le cadre du Dealer Sales, le Vendeur est tenu de payer à cette dernière une pénalité égale à 30 % du Prix d'achat dû par Fleequid au Vendeur ; c) directement à l'Acheteur, dans les cas où Fleequid agit en tant que Simple intermédiaire conformément à l'art. 2.6, le Vendeur est tenu de payer à Fleequid une pénalité égale à 30 % du Prix de vente à l'Acheteur. Aux fins du présent paragraphe, le refus est réputé caractérisé lorsqu'il résulte d'une déclaration du Vendeur ou d'un comportement de celui-ci incompatible sans équivoque avec l'exécution ou, à défaut, lorsque le Vendeur n'exécute pas l'obligation concernée dans un délai de 10 (dix) jours à compter de la mise en demeure écrite par laquelle Fleequid l'a invité à s'y conformer. Demeurent réservés le droit de Fleequid à la réparation de tout dommage supplémentaire éventuel ainsi que, dans les cas où le Contrat de vente est conclu directement entre le Vendeur et l'Acheteur, tous les droits et remèdes dont dispose ce dernier. Dans le Dealer Sales, le dommage supplémentaire réparable au profit de Fleequid comprend également les montants que celle-ci est tenue de payer à son propre Acheteur en conséquence de l'inexécution du Vendeur, ainsi que les remboursements, pénalités, coûts et frais y afférents. Demeurent également applicables les autres remèdes prévus par les présentes Conditions générales, y compris ceux visés aux art. 16.9 et 17.8 et, lorsque Fleequid agit en tant que Simple intermédiaire, à l'art. 17.14, sans préjudice de la coordination des pénalités correspondantes conformément aux dispositions de l'art. 15.8. En particulier, lorsque la vente du Véhicule à des tiers ou tout autre comportement équivalent adopté pendant le Statut optionné constitue simultanément la violation de l'exclusivité visée à l'art. 8.9, le refus de transférer la propriété régi par le présent paragraphe ou le défaut de mise à disposition ou de livraison visé à l'art. 16.9, les pénalités correspondantes ne se cumulent pas lorsqu'elles découlent du même fait matériel et protègent le même intérêt : une seule pénalité s'applique, déterminée, en application du critère visé à l'art. 15.8, dans l'ordre suivant : (i) la pénalité prévue au présent paragraphe, lorsque le comportement constitue le refus de transférer la propriété selon les critères indiqués ci-dessus ; (ii) à défaut de refus, les pénalités prévues à l'art. 16.9, lorsque le comportement entraîne le défaut de mise à disposition ou de livraison du Véhicule suivi de l'Annulation de la vente ; (iii) dans les autres cas, la pénalité prévue à l'art. 8.9 pour la violation de l'exclusivité ; étant entendu que demeurent applicables les conséquences n'ayant pas la nature de pénalité et celles découlant de faits matériellement distincts.</w:t>
       </w:r>
     </w:p>
     <w:p>
@@ -7566,7 +7566,7 @@
           <w:sz w:val="20"/>
           <w:szCs w:val="20"/>
         </w:rPr>
-        <w:t>Le Vendeur s'engage à garantir et à tenir indemnes Fleequid, les sociétés qu'elle contrôle, qui lui sont liées ou affiliées, ainsi que leurs administrateurs, associés, salariés, collaborateurs, agents et représentants, contre toute revendication, prétention, instance, action, litige, dommage, coût, frais ou charge de quelque nature que ce soit découlant : a) de la fausseté, des omissions, des inexactitudes ou des manquements concernant les déclarations, les garanties et les engagements pris par le Vendeur conformément aux présentes Conditions générales, y compris, à titre d'exemple et non limitatif, les omissions ou inexactitudes dans les Spécifications techniques ou dans les informations relatives à l'état, aux caractéristiques et au fonctionnement du Véhicule, telles que la présence de rouille non déclarée, le dysfonctionnement du système de climatisation, l'absence de pièces ou d'accessoires, la présence de voyants d'avarie ou d'alerte allumés et les cas analogues ; b) de la présence de matières dangereuses associées au Véhicule ou de contaminations résultant de fuites, de déversements, de pannes ou de défauts de fonctionnement ; c) du défaut de production ou de la production incomplète ou tardive de la documentation, y compris en original, nécessaire au transfert, à l'immatriculation, à la livraison ou à la circulation du Véhicule ; d) de Charges grevant le Véhicule qui n'ont pas été expressément déclarées par le Vendeur et acceptées dans le cadre de l'opération concernée ; e) des sommes versées ou des coûts supportés par Fleequid au titre de frais, privilèges, droits, restrictions ou prétentions, enregistrés ou non, que des créanciers, des autorités ou d'autres personnes font valoir sur le Véhicule ou en lien avec celui-ci, afin d'en permettre la libre circulation juridique ou le transfert ; f) du non-respect de la réglementation applicable, y compris en matière environnementale, en ce compris toute responsabilité liée à la qualification, à la détention, à la gestion, au transport, à la valorisation ou à l'élimination de Véhicules destinés à la mise à la casse ou pouvant être qualifiés de VHU, ainsi qu'à l'absence de communication ou à la communication incomplète ou tardive à Fleequid de leur destination ou qualification ; g) de l'utilisation impropre ou non conforme de la Place de marché par le Vendeur ; h) des impôts, taxes, coûts, frais ou autres charges découlant du non-respect, par le Vendeur, des lois, règlements ou obligations qui lui sont applicables en lien avec le Véhicule ou l'opération ; i) de tout autre comportement fautif, intentionnel ou, en tout état de cause, illicite du Vendeur en lien avec les présentes Conditions générales, les Contrats ou l'opération concernée. Les exemples indiqués à la lettre a) ont un caractère purement illustratif et ne limitent en aucune manière la portée générale de la garantie. La présente garantie s'étend expressément, dans le Dealer Sales, aux prétentions formulées par l'Acheteur à l'encontre de Fleequid en sa qualité de vendeur effectif et à l'ensemble des sommes, remboursements, coûts, frais de réparation, charges et dommages que Fleequid est tenue de payer ou de supporter à l'égard de son propre Acheteur du fait de faits, vices, défauts, omissions ou inexécutions imputables au Vendeur ; dans ces cas, Fleequid dispose d'un droit de recours contre le Vendeur et a droit au remboursement intégral de ce qu'elle a payé ou supporté. Le Vendeur demeure responsable de l'exactitude, de l'exhaustivité et de la véracité de la Proposition de vente, des Spécifications techniques, de l'éventuel dossier technique, de l'Annonce et de la documentation relative au Véhicule, y compris lorsque ces contenus ont été établis ou complétés avec l'assistance de Fleequid et même si le Véhicule a fait l'objet d'un TrustReport ou d'inspections effectuées par Fleequid ou par des personnes mandatées par elle. Le Vendeur est tenu de vérifier les informations mises à disposition et de signaler en temps utile à Fleequid toute inexactitude, ainsi que de communiquer, avant le transfert du Véhicule, tout vice, défaut, accident, modification, panne ou anomalie dont il a connaissance. Sauf en cas de dol ou de faute lourde de Fleequid, cette dernière ne répond pas des conséquences découlant d'inexactitudes, de lacunes ou de non-conformités des informations relatives au Véhicule imputables au Vendeur, ni des retards dans la mise à jour de la Proposition de vente, de l'Annonce, du dossier technique ou des autres informations mises à la disposition des Utilisateurs lorsque ces retards résultent de circonstances non imputables à Fleequid. En outre, Fleequid ne garantit pas les recettes qui pourront être obtenues par la commercialisation ou la vente du Véhicule.</w:t>
+        <w:t>Le Vendeur s'engage à garantir et à tenir indemnes Fleequid, les sociétés qu'elle contrôle, qui lui sont liées ou affiliées, ainsi que leurs administrateurs, associés, salariés, collaborateurs, agents et représentants, contre toute revendication, prétention, instance, action, litige, dommage, coût, frais ou charge de quelque nature que ce soit découlant : a) de la fausseté, des omissions, des inexactitudes ou des manquements concernant les déclarations, les garanties et les engagements pris par le Vendeur conformément aux présentes Conditions générales, y compris, à titre d'exemple et non limitatif, les omissions ou inexactitudes dans les Spécifications techniques ou dans les informations relatives à l'état, aux caractéristiques et au fonctionnement du Véhicule, telles que la présence de rouille non déclarée, le dysfonctionnement du système de climatisation, l'absence de pièces ou d'accessoires, la présence de voyants d'avarie ou d'alerte allumés et les cas analogues ; b) de la présence de matières dangereuses associées au Véhicule ou de contaminations résultant de fuites, de déversements, de pannes ou de défauts de fonctionnement ; c) du défaut de production ou de la production incomplète ou tardive de la documentation, y compris en original, nécessaire au transfert, à l'immatriculation, à la livraison ou à la circulation du Véhicule ; d) de Charges grevant le Véhicule autres que celles expressément déclarées par le Vendeur et acceptées dans le cadre de l'opération concernée ; e) des sommes versées ou des coûts supportés par Fleequid au titre de frais, privilèges, droits, restrictions ou prétentions, enregistrés ou non, que des créanciers, des autorités ou d'autres personnes font valoir sur le Véhicule ou en lien avec celui-ci, afin d'en permettre la libre circulation juridique ou le transfert ; f) du non-respect de la réglementation applicable, y compris en matière environnementale, en ce compris toute responsabilité liée à la qualification, à la détention, à la gestion, au transport, à la valorisation ou à l'élimination de Véhicules destinés à la mise à la casse ou pouvant être qualifiés de VHU, ainsi qu'à l'absence de communication ou à la communication incomplète ou tardive à Fleequid de leur destination ou qualification ; g) de l'utilisation impropre ou non conforme de la Place de marché par le Vendeur ; h) des impôts, taxes, coûts, frais ou autres charges découlant du non-respect, par le Vendeur, des lois, règlements ou obligations qui lui sont applicables en lien avec le Véhicule ou l'opération ; i) de tout autre comportement fautif, intentionnel ou, en tout état de cause, illicite du Vendeur en lien avec les présentes Conditions générales, les Contrats ou l'opération concernée. Les exemples indiqués à la lettre a) ont un caractère purement illustratif et ne limitent en aucune manière la portée générale de la garantie. La présente garantie s'étend expressément, dans le Dealer Sales, aux prétentions formulées par l'Acheteur à l'encontre de Fleequid en sa qualité de vendeur effectif et à l'ensemble des sommes, remboursements, coûts, frais de réparation, charges et dommages que Fleequid est tenue de payer ou de supporter à l'égard de son propre Acheteur du fait de faits, vices, défauts, omissions ou inexécutions imputables au Vendeur ; dans ces cas, Fleequid dispose d'un droit de recours contre le Vendeur et a droit au remboursement intégral de ce qu'elle a payé ou supporté. Le Vendeur demeure responsable de l'exactitude, de l'exhaustivité et de la véracité de la Proposition de vente, des Spécifications techniques, de l'éventuel dossier technique, de l'Annonce et de la documentation relative au Véhicule, y compris lorsque ces contenus ont été établis ou complétés avec l'assistance de Fleequid et même si le Véhicule a fait l'objet d'un TrustReport ou d'inspections effectuées par Fleequid ou par des personnes mandatées par elle. Le Vendeur est tenu de vérifier les informations mises à disposition et de signaler en temps utile à Fleequid toute inexactitude, ainsi que de communiquer, avant le transfert du Véhicule, tout vice, défaut, accident, modification, panne ou anomalie dont il a connaissance. Sauf en cas de dol ou de faute lourde de Fleequid, cette dernière ne répond pas des conséquences découlant d'inexactitudes, de lacunes ou de non-conformités des informations relatives au Véhicule imputables au Vendeur, ni des retards dans la mise à jour de la Proposition de vente, de l'Annonce, du dossier technique ou des autres informations mises à la disposition des Utilisateurs lorsque ces retards résultent de circonstances non imputables à Fleequid. En outre, Fleequid ne garantit pas les recettes qui pourront être obtenues par la commercialisation ou la vente du Véhicule.</w:t>
       </w:r>
     </w:p>
     <w:p>
@@ -8713,7 +8713,7 @@
           <w:sz w:val="20"/>
           <w:szCs w:val="20"/>
         </w:rPr>
-        <w:t>Sous réserve des dispositions des paragraphes suivants, le Délai de paiement est de 3 (trois) jours ouvrables à compter de la mise à disposition de la Proforma à l'Acheteur conformément à l'art. 11.4. Le Délai de paiement court exclusivement à compter de ce moment et à condition que la Proforma contienne les éléments nécessaires pour permettre à l'Acheteur d'effectuer le paiement. Lorsque Fleequid agit en tant que Simple intermédiaire, le même Délai s'applique tant au paiement du prix dû au Vendeur qu'au paiement des Commissions, des Tarifs et des éventuels autres montants dus à Fleequid.</w:t>
+        <w:t>Sous réserve des dispositions des paragraphes suivants, le Délai de paiement est de 3 (trois) jours à compter de la mise à disposition de la Proforma à l'Acheteur conformément à l'art. 11.4. Le Délai de paiement court exclusivement à compter de ce moment et à condition que la Proforma contienne les éléments nécessaires pour permettre à l'Acheteur d'effectuer le paiement. Lorsque Fleequid agit en tant que Simple intermédiaire, le même Délai s'applique tant au paiement du prix dû au Vendeur qu'au paiement des Commissions, des Tarifs et des éventuels autres montants dus à Fleequid.</w:t>
       </w:r>
     </w:p>
     <w:p>
@@ -8984,7 +8984,7 @@
           <w:sz w:val="20"/>
           <w:szCs w:val="20"/>
         </w:rPr>
-        <w:t>Lorsque l'Acheteur effectue le paiement au moyen de plusieurs versements non préalablement autorisés par Fleequid, mais achève le règlement intégral du Montant total dû dans le Délai de paiement, il est tenu de verser à Fleequid, à titre de pénalité, la somme de 150,00 € (cent cinquante/00 euros) pour chaque Véhicule concerné, sans préjudice de la réparation du dommage supplémentaire. La violation prévue au présent paragraphe est autonome et distincte du retard de paiement ; la pénalité correspondante n'entre pas dans la détermination de la composante de pénalités pertinente aux fins du seuil minimal visé à l'art. 12.9, dernière phrase.</w:t>
+        <w:t>Lorsque l'Acheteur effectue le paiement au moyen de plusieurs versements non préalablement autorisés par Fleequid, mais achève le règlement intégral du Montant total dû dans le Délai de paiement, il est tenu de verser à Fleequid, à titre de pénalité, la somme de 150,00 € (cent cinquante/00 euros) pour chaque Véhicule concerné, sans préjudice de la réparation du dommage supplémentaire. La violation prévue au présent paragraphe est autonome et distincte du retard de paiement ; la pénalité correspondante n'entre pas dans la détermination de la composante de pénalités pertinente aux fins du seuil minimal visé à l'art. 12.9.</w:t>
       </w:r>
     </w:p>
     <w:p>
@@ -9084,7 +9084,7 @@
           <w:sz w:val="20"/>
           <w:szCs w:val="20"/>
         </w:rPr>
-        <w:t>En cas d'Annulation de la vente pour retard ou défaut de paiement intégral imputable à l'Acheteur, demeurent définitivement dus à Fleequid : a) les Commissions à la charge de l'Acheteur, lorsqu'elles sont prévues pour l'opération concernée, conformément à l'art. 12.4 ; b) la pénalité journalière visée à l'art. 12.6, lettre a), acquise jusqu'à la date de prise d'effet de l'Annulation de la vente, ainsi que les intérêts de retard échus ; c) dans la Vente en commission, que Fleequid opère par voie de Revente ou qu'elle agisse en tant que Simple intermédiaire, une pénalité supplémentaire d'un montant égal à deux fois les Commissions à la charge de l'Acheteur, déterminée sur la base des Commissions applicables à l'opération concernée, de sorte que le montant global dû au titre des Commissions et de la présente pénalité soit égal à trois fois le montant des Commissions ; d) une pénalité supplémentaire de 1 000,00 € (mille/00 euros) pour chaque Véhicule concerné par l'Accord contraignant ultérieurement annulé ; e) les Tarifs relatifs aux Services déjà rendus et tout autre montant acquis à un titre distinct en vertu des présentes Conditions générales. Dans le Dealer Sales, aucune Commission n'étant due par l'Acheteur au titre de la Vente en commission, la pénalité visée à la lettre c) ne s'applique pas ; demeurent en revanche dus les montants visés aux lettres b), d) et e). Lorsque les conditions prévues à l'art. 13 sont réunies, la conversion de l'Acompte en pénalité conformément à l'art. 13.6 demeure également applicable. Les sommes prévues au présent paragraphe sont dues à des titres distincts et sont cumulables dans les limites autorisées par la loi. Le Dépôt de garantie éventuellement constitué a exclusivement valeur de garantie des obligations de l'Acheteur et peut être imputé sur les sommes dues conformément à l'art. 6.3, sans constituer un titre de débit supplémentaire. Demeure réservé le droit de Fleequid à la réparation du dommage supplémentaire, dans la limite de la part excédant ce qui a déjà été couvert par les pénalités prévues par les présentes Conditions générales. Lorsque la somme des pénalités visées aux lettres b), pour la seule pénalité journalière, c) et d) ainsi que, le cas échéant, de la pénalité résultant de la conversion de l'Acompte conformément à l'art. 13.6 est inférieure à 5 % du Prix de vente à l'Acheteur du Véhicule faisant l'objet de la vente annulée, la composante de pénalités globalement due est complétée exclusivement jusqu'à ce que ce seuil soit atteint, lequel opère comme un plancher économique et non comme une sanction cumulative supplémentaire. Aux fins de la comparaison et du complément prévus à la phrase précédente : (i) la base de calcul est constituée exclusivement du Prix de vente à l'Acheteur du Véhicule faisant l'objet de la vente annulée, à l'exclusion du Montant total dû, des Commissions, des Tarifs et de tout autre montant accessoire ; (ii) seules sont prises en compte les pénalités propres à l'inexécution de l'Acheteur indiquées ci-dessus ; (iii) ne sont pas pris en compte les Commissions à la charge de l'Acheteur, les Tarifs, les intérêts de retard, le Dépôt de garantie conservé ou imputé, les remboursements de coûts et de frais et la réparation du dommage supplémentaire. La présente disposition s'applique à tous les Modèles de vente ; dans le Dealer Sales, la comparaison est effectuée avec les seules pénalités qui y sont applicables, sans que la pénalité visée à la lettre c) puisse être introduite ou prise en compte.</w:t>
+        <w:t>En cas d'Annulation de la vente pour retard ou défaut de paiement intégral imputable à l'Acheteur, demeurent définitivement dus à Fleequid : a) les Commissions à la charge de l'Acheteur, lorsqu'elles sont prévues pour l'opération concernée, conformément à l'art. 12.4 ; b) la pénalité journalière visée à l'art. 12.6, lettre a), acquise jusqu'à la date de prise d'effet de l'Annulation de la vente, ainsi que les intérêts de retard échus ; c) dans la Vente en commission, que Fleequid opère par voie de Revente ou qu'elle agisse en tant que Simple intermédiaire, une pénalité supplémentaire d'un montant égal à deux fois les Commissions à la charge de l'Acheteur, déterminée sur la base des Commissions applicables à l'opération concernée, de sorte que le montant global dû au titre des Commissions et de la présente pénalité soit égal à trois fois le montant des Commissions ; d) une pénalité supplémentaire de 1 000,00 € (mille/00 euros) pour chaque Véhicule concerné par l'Accord contraignant ultérieurement annulé ; e) les Tarifs relatifs aux Services déjà rendus et tout autre montant acquis à un titre distinct en vertu des présentes Conditions générales. Dans le Dealer Sales, les Commissions prévues pour la Vente en commission n'étant pas dues par l'Acheteur, la pénalité visée à la lettre c) ne s'applique pas ; demeurent en revanche dus les montants visés aux lettres b), d) et e). Lorsque les conditions prévues à l'art. 13 sont réunies, la conversion de l'Acompte en pénalité conformément à l'art. 13.6 demeure également applicable. Les sommes prévues au présent paragraphe sont dues à des titres distincts et sont cumulables dans les limites autorisées par la loi. Le Dépôt de garantie éventuellement constitué a exclusivement valeur de garantie des obligations de l'Acheteur et peut être imputé sur les sommes dues conformément à l'art. 6.3, sans constituer un titre de débit supplémentaire. Demeure réservé le droit de Fleequid à la réparation du dommage supplémentaire, dans la limite de la part excédant ce qui a déjà été couvert par les pénalités prévues par les présentes Conditions générales. Lorsque la somme des pénalités visées aux lettres b), pour la seule pénalité journalière, c) et d) ainsi que, le cas échéant, de la pénalité résultant de la conversion de l'Acompte conformément à l'art. 13.6 est inférieure à 5 % du Prix de vente à l'Acheteur du Véhicule faisant l'objet de la vente annulée, la composante de pénalités globalement due est complétée exclusivement jusqu'à ce que ce seuil soit atteint, lequel opère comme un plancher économique et non comme une sanction cumulative supplémentaire. Aux fins de la comparaison et du complément prévus à la phrase précédente : (i) la base de calcul est constituée exclusivement du Prix de vente à l'Acheteur du Véhicule faisant l'objet de la vente annulée, à l'exclusion du Montant total dû, des Commissions, des Tarifs et de tout autre montant accessoire ; (ii) seules sont prises en compte les pénalités propres à l'inexécution de l'Acheteur indiquées ci-dessus ; (iii) ne sont pas pris en compte les Commissions à la charge de l'Acheteur, les Tarifs, les intérêts de retard, le Dépôt de garantie conservé ou imputé, les remboursements de coûts et de frais et la réparation du dommage supplémentaire. La présente disposition s'applique à tous les Modèles de vente ; dans le Dealer Sales, la comparaison est effectuée avec les seules pénalités qui y sont applicables, sans que la pénalité visée à la lettre c) puisse être introduite ou prise en compte.</w:t>
       </w:r>
     </w:p>
     <w:p>
@@ -9228,7 +9228,7 @@
           <w:sz w:val="20"/>
           <w:szCs w:val="20"/>
         </w:rPr>
-        <w:t>Vente différée : acompte et Véhicule temporairement en usage chez le Vendeur.</w:t>
+        <w:t>Vente différée : Acompte et Véhicule temporairement en usage chez le Vendeur.</w:t>
       </w:r>
       <w:bookmarkEnd w:id="83"/>
       <w:bookmarkEnd w:id="84"/>
@@ -9303,7 +9303,7 @@
           <w:sz w:val="20"/>
           <w:szCs w:val="20"/>
         </w:rPr>
-        <w:t>Dans les opérations dans lesquelles il est expressément convenu que, après la formation de l'Accord contraignant, le Véhicule demeure temporairement en usage chez le Vendeur, Fleequid peut demander à l'Acheteur le versement anticipé d'un montant égal à 30 % du Montant total dû (l'« Acompte »). La situation régie par le présent article est dénommée, à des fins exclusivement descriptives et commerciales, « Vente différée ». La Vente différée ne constitue pas un Modèle de vente autonome et demeure intégralement soumise au Modèle de vente applicable à l'opération concernée et, dans le cadre de la Vente en commission, à la modalité d'exécution correspondante. La Vente différée ne peut être convenue que dans la Vente en commission exécutée par voie de Revente et dans le Dealer Sales et ne s'applique pas lorsque Fleequid agit en tant que Simple intermédiaire ; dans les opérations de Vente en commission auxquelles s'applique le présent article, Fleequid exécute par conséquent l'opération par voie de Revente. Le fait que le Véhicule demeure temporairement en usage chez le Vendeur, ainsi que les conditions particulières applicables à l'opération, doivent être portés à la connaissance de l'Enchérisseur avant la formulation de l'Offre, conformément aux art. 3.2 et 4.5. Lorsqu'il est demandé, l'Acompte doit être versé dans le Délai de paiement ordinaire visé à l'art. 11.5, courant à compter de la mise à disposition de la Proforma, sauf si les Conditions Particulières de Vente prévoient expressément un délai différent conformément à l'art. 11.6, lettre b). Le présent régime s'applique exclusivement à cette situation et déroge au régime ordinaire du Délai de paiement dans les limites prévues par le présent article et par les Conditions Particulières de Vente applicables.</w:t>
+        <w:t>Dans les opérations dans lesquelles il est expressément convenu que, après la formation de l'Accord contraignant, le Véhicule demeure temporairement en usage chez le Vendeur, Fleequid peut demander à l'Acheteur le versement anticipé d'un montant égal à 30 % du Montant total dû (l'« Acompte »). La situation régie par le présent article est dénommée, à des fins exclusivement descriptives et commerciales, « Vente différée ». La Vente différée ne constitue pas un Modèle de vente autonome et demeure intégralement soumise au Modèle de vente applicable à l'opération concernée et, dans le cadre de la Vente en commission, à la modalité d'exécution correspondante. La Vente différée ne peut être convenue que dans la Vente en commission exécutée par voie de Revente et dans le Dealer Sales et ne s'applique pas lorsque Fleequid agit en tant que Simple intermédiaire ; dans les opérations de Vente en commission auxquelles s'applique le présent article, Fleequid exécute par conséquent l'opération par voie de Revente. Le fait que le Véhicule demeure temporairement en usage chez le Vendeur, ainsi que les Conditions Particulières de Vente applicables à l'opération, doivent être portés à la connaissance de l'Enchérisseur avant la formulation de l'Offre, conformément aux art. 3.2 et 4.5. Lorsqu'il est demandé, l'Acompte doit être versé dans le Délai de paiement ordinaire visé à l'art. 11.5, courant à compter de la mise à disposition de la Proforma, sauf si les Conditions Particulières de Vente prévoient expressément un délai différent conformément à l'art. 11.6, lettre b). Le présent régime s'applique exclusivement à cette situation et déroge au régime ordinaire du Délai de paiement dans les limites prévues par le présent article et par les Conditions Particulières de Vente applicables.</w:t>
       </w:r>
     </w:p>
     <w:p>
@@ -9403,7 +9403,7 @@
           <w:sz w:val="20"/>
           <w:szCs w:val="20"/>
         </w:rPr>
-        <w:t>Le défaut de paiement de l'Acompte dans le délai correspondant ou le défaut de paiement intégral du solde à l'échéance prévue pour l'opération concernée constituent un retard de l'Acheteur. À compter du premier jour suivant l'échéance respective s'appliquent, dans la mesure où elles sont compatibles, les dispositions de l'art. 12.6, y compris la pénalité de 150,00 € pour chaque jour de retard et pour chaque Véhicule concerné, dans la limite du montant maximal global prévu à l'art. 12.6, lettre a), lequel s'applique de manière unitaire pour chaque Véhicule et pour la même opération, tant au retard dans le versement de l'Acompte qu'au retard dans le paiement du solde, ainsi que les intérêts et les autres montants qui y sont prévus. En cas de défaut de paiement de l'Acompte, les délais et les facultés prévus à l'art. 12.7 s'appliquent. En cas de défaut de paiement du solde, en lieu et place du délai maximal prévu à l'art. 12.7, Fleequid conserve la faculté de recevoir le paiement tardif pendant les 4 (quatre) jours suivant l'échéance fixée pour le paiement du solde, sans qu'un nouveau délai de 7 (sept) jours ne commence à courir à compter de ladite échéance. À l'expiration de ce délai sans paiement intégral, Fleequid peut, à sa discrétion, accepter néanmoins le paiement tardif ou procéder à l'Annulation de la vente conformément à l'art. 12.7, avec les effets visés aux art. 12.8 et 12.9.</w:t>
+        <w:t>Le défaut de paiement de l'Acompte dans le délai correspondant ou le défaut de paiement intégral du solde à l'échéance prévue pour l'opération concernée constituent un retard de l'Acheteur. À compter du premier jour suivant l'échéance respective s'appliquent, dans la mesure où elles sont compatibles, les dispositions de l'art. 12.6, y compris la pénalité de 150,00 € (cent cinquante/00 euros) pour chaque jour de retard et pour chaque Véhicule concerné, dans la limite du montant maximal global prévu à l'art. 12.6, lettre a), lequel s'applique de manière unitaire pour chaque Véhicule et pour la même opération, tant au retard dans le versement de l'Acompte qu'au retard dans le paiement du solde, ainsi que les intérêts et les autres montants qui y sont prévus. En cas de défaut de paiement de l'Acompte, les délais et les facultés prévus à l'art. 12.7 s'appliquent. En cas de défaut de paiement du solde, en lieu et place du délai maximal prévu à l'art. 12.7, Fleequid conserve la faculté de recevoir le paiement tardif pendant les 4 (quatre) jours suivant l'échéance fixée pour le paiement du solde, sans qu'un nouveau délai de 7 (sept) jours ne commence à courir à compter de ladite échéance. À l'expiration de ce délai sans paiement intégral, Fleequid peut, à sa discrétion, accepter néanmoins le paiement tardif ou procéder à l'Annulation de la vente conformément à l'art. 12.7, avec les effets visés aux art. 12.8 et 12.9.</w:t>
       </w:r>
     </w:p>
     <w:p>
@@ -9574,7 +9574,7 @@
           <w:sz w:val="20"/>
           <w:szCs w:val="20"/>
         </w:rPr>
-        <w:t>L'Annulation de la vente constitue le mécanisme contractuel par lequel Fleequid, dans les cas prévus par les présentes Conditions générales, par les Conditions spécifiques ou par les Conditions Particulières de Vente applicables, décide que l'opération ne sera pas exécutée ou cessera d'être exécutée, en totalité ou seulement pour un ou plusieurs Véhicules. L'Annulation de la vente ne coïncide pas nécessairement avec la nullité du contrat pour cause d'invalidité ni avec la résolution pour inexécution : le fondement juridique concret dépend de la situation particulière qui en est à l'origine. Lorsque l'Annulation résulte d'une inexécution assortie d'une clause résolutoire expresse en vertu des présentes Conditions générales, elle opère en tant que résolution du Contrat au sens de l'article 1456 du Code civil italien et en produit les effets. Dans les autres cas, l'Annulation produit les effets prévus par la disposition qui la prévoit et, pour ce qui n'est pas régi différemment, ceux prévus par le présent article et par l'art. 15.</w:t>
+        <w:t>L'Annulation de la vente constitue le mécanisme contractuel par lequel Fleequid, dans les cas prévus par les présentes Conditions générales, par les Conditions spécifiques applicables ou par les Conditions Particulières de Vente applicables, décide que l'opération ne sera pas exécutée ou cessera d'être exécutée, en totalité ou seulement pour un ou plusieurs Véhicules. L'Annulation de la vente ne coïncide pas nécessairement avec la nullité du contrat pour cause d'invalidité ni avec la résolution pour inexécution : le fondement juridique concret dépend de la situation particulière qui en est à l'origine. Lorsque l'Annulation résulte d'une inexécution assortie d'une clause résolutoire expresse en vertu des présentes Conditions générales, elle opère en tant que résolution du Contrat au sens de l'article 1456 du Code civil italien et en produit les effets. Dans les autres cas, l'Annulation produit les effets prévus par la disposition qui la prévoit et, pour ce qui n'est pas régi différemment, ceux prévus par le présent article et par l'art. 15.</w:t>
       </w:r>
     </w:p>
     <w:p>
@@ -10142,7 +10142,7 @@
           <w:sz w:val="20"/>
           <w:szCs w:val="20"/>
         </w:rPr>
-        <w:t>La propriété du Véhicule est transférée à l'Acheteur exclusivement à la suite de l'exécution intégrale de l'obligation de paiement conformément à l'art. 12.2 ; dans le cas des Ventes aux enchères, ce moment coïncide avec l'Adjudication définitive. Les Parties conviennent expressément que l'effet translatif à l'égard de l'Acheteur est différé à ce moment, quels que soient le Modèle de vente applicable et la modalité d'exécution retenue, y compris dans les cas où Fleequid a acquis la propriété du Véhicule à une date antérieure conformément à l'art. 18 et dans les cas où la vente intervient directement entre le Vendeur et l'Acheteur lorsque Fleequid agit en tant que Simple intermédiaire. Demeurent applicables les formalités d'enregistrement, de transcription, d'immatriculation, d'inscription au nom du titulaire ou les autres formalités éventuellement nécessaires selon la réglementation applicable. Après avoir reçu du Vendeur tous les documents, les informations et la collaboration nécessaires conformément à l'art. 16.3, la personne à laquelle incombe la formalité correspondante selon le Modèle de vente applicable et la modalité d'exécution retenue procède, dans les 10 (dix) jours suivants, à l'accomplissement des formalités nécessaires à l'enregistrement, à la transcription, à l'immatriculation ou à l'inscription du transfert du Véhicule au nom de l'Acheteur, à moins que la réglementation applicable, la nature de l'opération ou les Conditions spécifiques n'exigent un ordre ou un calendrier différent ; lorsque Fleequid agit en tant que Simple intermédiaire, ce délai s'applique au Vendeur, sauf délai différent éventuellement prévu par les Conditions Particulières de Vente en raison de l'opération, du pays, de la documentation ou de la nature du Véhicule. Lorsque Fleequid agit en tant que Simple intermédiaire, les formalités incombant au Vendeur s'articulent par conséquent en deux phases successives : a) dans le délai de 5 (cinq) jours prévu à l'art. 16.3, le Vendeur fournit les documents, les déclarations, les procurations et la collaboration nécessaires à l'engagement des formalités, avec application, en cas de retard, de la pénalité prévue au même art. 16.3 ; b) dans les 10 (dix) jours suivants, courant à compter du moment où les conditions en sont réunies, le Vendeur achève les formalités de transfert ; en cas de retard imputable au Vendeur au-delà de ce délai, la même pénalité de 150,00 € (cent cinquante/00 euros) pour chaque jour de retard et pour chaque Véhicule concerné s'applique, selon la coordination prévue par l'art. 16.3 avec les art. 8.11 et 16.9. La pénalité relative à la seconde phase n'est pas acquise pour les jours au titre desquels la pénalité relative à la première phase est déjà acquise. L'Acheteur prend acte que le transfert et la circulation du Véhicule peuvent nécessiter l'achèvement de formalités d'enregistrement, de transcription, d'immatriculation ou de formalités analogues prévues par la réglementation applicable dans le pays concerné et que, en règle générale, le retrait du Véhicule ne peut intervenir qu'après l'achèvement des formalités nécessaires. À titre exceptionnel, pour des besoins opérationnels dûment justifiés ou à la demande de l'Acheteur acceptée par Fleequid, Fleequid peut autoriser le retrait anticipé du Véhicule avant l'achèvement desdites formalités. Dans cette hypothèse, l'Acheteur : (i) garantit et tient indemnes Fleequid, ainsi que les éventuelles personnes au nom desquelles le Véhicule est encore formellement immatriculé, de toute conséquence administrative, fiscale, patrimoniale, à caractère de sanction ou de toute autre nature découlant de la détention, de l'utilisation ou de la circulation du Véhicule avant l'achèvement des formalités, sous réserve de ce qui est impérativement imputable à la personne qui invoque la garantie ; (ii) s'engage à accomplir toute démarche et à apporter toute collaboration nécessaires pour que les formalités définitives d'enregistrement, d'inscription au nom du titulaire ou de transfert soient achevées dans un délai de 5 (cinq) jours à compter du retrait anticipé, sauf délai différent expressément communiqué par écrit par Fleequid ; (iii) s'engage à transmettre à Fleequid une preuve documentaire appropriée de l'accomplissement ou du dépôt des formalités dans un délai de 1 (un) jour à compter de la disponibilité du document correspondant ou de la réponse de l'autorité compétente. En cas de retard imputable à l'Acheteur au-delà du délai visé à la lettre b), celui-ci est tenu de verser à Fleequid une pénalité de 150,00 € (cent cinquante/00 euros) pour chaque jour de retard et pour chaque Véhicule concerné, jusqu'à l'achèvement des formalités, sans préjudice de la réparation du dommage supplémentaire. Lorsque le retard excède 30 (trente) jours, Fleequid peut se prévaloir des autres remèdes prévus par les présentes Conditions générales et par la loi, y compris, lorsque cela est juridiquement et matériellement possible, de la faculté d'engager auprès des autorités compétentes les démarches nécessaires pour obtenir l'immatriculation du Véhicule au nom de la personne qui y est tenue, les frais, charges et coûts y afférents étant mis à la charge de cette dernière, sans préjudice des pénalités déjà acquises. Dans les opérations assorties d'une Solution de financement, l'ordre des formalités d'immatriculation au nom du titulaire, de facturation, de paiement, de transfert de propriété et de livraison peut différer de l'ordre ordinaire conformément à l'art. 22 et aux Conditions spécifiques applicables, sans préjudice du critère de transfert de propriété fixé par le présent paragraphe et des dispositions de l'art. 22.6 ; l'accomplissement anticipé de formalités documentaires ou d'immatriculation au nom du Financeur n'emporte pas, en soi, le transfert de propriété ni, dans le cas des Ventes aux enchères, l'Adjudication définitive.</w:t>
+        <w:t>La propriété du Véhicule est transférée à l'Acheteur exclusivement à la suite de l'exécution intégrale de l'obligation de paiement conformément à l'art. 12.2 ; dans le cas des Ventes aux enchères, ce moment coïncide avec l'Adjudication définitive. Les Parties conviennent expressément que l'effet translatif à l'égard de l'Acheteur est différé à ce moment, quels que soient le Modèle de vente applicable et la modalité d'exécution retenue, y compris dans les cas où Fleequid a acquis la propriété du Véhicule à une date antérieure conformément à l'art. 18 et dans les cas où la vente intervient directement entre le Vendeur et l'Acheteur lorsque Fleequid agit en tant que Simple intermédiaire. Demeurent applicables les formalités d'enregistrement, de transcription, d'immatriculation, d'inscription au nom du titulaire ou les autres formalités éventuellement nécessaires selon la réglementation applicable. Après avoir reçu du Vendeur tous les documents, les informations et la collaboration nécessaires conformément à l'art. 16.3, la personne à laquelle incombe la formalité correspondante selon le Modèle de vente applicable et la modalité d'exécution retenue procède, dans les 10 (dix) jours suivants, à l'accomplissement des formalités nécessaires à l'enregistrement, à la transcription, à l'immatriculation ou à l'inscription du transfert du Véhicule au nom de l'Acheteur, à moins que la réglementation applicable, la nature de l'opération ou les Conditions spécifiques n'exigent un ordre ou un calendrier différent ; lorsque Fleequid agit en tant que Simple intermédiaire, ce délai s'applique au Vendeur, sauf délai différent éventuellement prévu par les Conditions Particulières de Vente en raison de l'opération, du pays, de la documentation ou de la nature du Véhicule. Lorsque Fleequid agit en tant que Simple intermédiaire, les formalités incombant au Vendeur s'articulent par conséquent en deux phases successives : a) dans le délai de 5 (cinq) jours prévu à l'art. 16.3, le Vendeur fournit les documents, les déclarations, les procurations et la collaboration nécessaires à l'engagement des formalités, avec application, en cas de retard, de la pénalité prévue au même art. 16.3 ; b) dans les 10 (dix) jours suivants, courant à compter du moment où les conditions en sont réunies, le Vendeur achève les formalités de transfert ; en cas de retard imputable au Vendeur au-delà de ce délai, la même pénalité de 150,00 € (cent cinquante/00 euros) pour chaque jour de retard et pour chaque Véhicule concerné s'applique, selon la coordination prévue par l'art. 16.3 avec les art. 8.11 et 16.9. La pénalité relative à la seconde phase n'est pas acquise pour les jours au titre desquels la pénalité relative à la première phase est déjà acquise. L'Acheteur prend acte que le transfert et la circulation du Véhicule peuvent nécessiter l'achèvement de formalités d'enregistrement, de transcription, d'immatriculation ou de formalités analogues prévues par la réglementation applicable dans le pays concerné et que, en règle générale, le retrait du Véhicule ne peut intervenir qu'après l'achèvement des formalités nécessaires. À titre exceptionnel, pour des besoins opérationnels dûment justifiés ou à la demande de l'Acheteur acceptée par Fleequid, Fleequid peut autoriser le retrait anticipé du Véhicule avant l'achèvement desdites formalités. Dans cette hypothèse, l'Acheteur : (i) garantit et tient indemnes Fleequid, ainsi que les éventuelles personnes au nom desquelles le Véhicule est encore formellement immatriculé, de toute conséquence administrative, fiscale, patrimoniale, à caractère de sanction ou de toute autre nature découlant de la détention, de l'utilisation ou de la circulation du Véhicule avant l'achèvement des formalités, sous réserve de ce qui est impérativement imputable à la personne qui invoque la garantie ; (ii) s'engage à accomplir toute démarche et à apporter toute collaboration nécessaires pour que les formalités définitives d'enregistrement, d'inscription au nom du titulaire ou de transfert soient achevées dans un délai de 5 (cinq) jours à compter du retrait anticipé, sauf délai différent expressément communiqué par écrit par Fleequid ; (iii) s'engage à transmettre à Fleequid une preuve documentaire appropriée de l'accomplissement ou du dépôt des formalités dans un délai de 1 (un) jour à compter de la disponibilité du document correspondant ou de la réponse de l'autorité compétente. En cas de retard imputable à l'Acheteur au-delà du délai visé au point (ii), celui-ci est tenu de verser à Fleequid une pénalité de 150,00 € (cent cinquante/00 euros) pour chaque jour de retard et pour chaque Véhicule concerné, jusqu'à l'achèvement des formalités, sans préjudice de la réparation du dommage supplémentaire. Lorsque le retard excède 30 (trente) jours, Fleequid peut se prévaloir des autres remèdes prévus par les présentes Conditions générales et par la loi, y compris, lorsque cela est juridiquement et matériellement possible, de la faculté d'engager auprès des autorités compétentes les démarches nécessaires pour obtenir l'immatriculation du Véhicule au nom de la personne qui y est tenue, les frais, charges et coûts y afférents étant mis à la charge de cette dernière, sans préjudice des pénalités déjà acquises. Dans les opérations assorties d'une Solution de financement, l'ordre des formalités d'immatriculation au nom du titulaire, de facturation, de paiement, de transfert de propriété et de livraison peut différer de l'ordre ordinaire conformément à l'art. 22 et aux Conditions spécifiques applicables, sans préjudice du critère de transfert de propriété fixé par le présent paragraphe et des dispositions de l'art. 22.6 ; l'accomplissement anticipé de formalités documentaires ou d'immatriculation au nom du Financeur n'emporte pas, en soi, le transfert de propriété ni, dans le cas des Ventes aux enchères, l'Adjudication définitive.</w:t>
       </w:r>
     </w:p>
     <w:p>
@@ -10470,7 +10470,7 @@
           <w:sz w:val="20"/>
           <w:szCs w:val="20"/>
         </w:rPr>
-        <w:t>Les dispositions du présent article s'appliquent aux opérations structurées selon le Modèle de vente de la Vente en commission. Dans le cadre de ce Modèle, Fleequid exécute l'opération par voie de Revente conformément à l'art. 2.5 ou peut décider d'agir en tant que Simple intermédiaire conformément à l'art. 2.6, le Véhicule étant alors transféré directement du Vendeur à l'Acheteur. La possibilité que l'opération soit exécutée selon l'une ou l'autre modalité est portée à connaissance et acceptée avant la formulation de l'Offre conformément à l'art. 3.2, lettre a). Fleequid peut exercer ce choix même après la formation de l'Accord contraignant et, en tout état de cause, au plus tard lors de la mise à disposition de la Proforma, laquelle fige la modalité d'exécution choisie conformément à l'art. 11.4 ; la Proforma ne constitue pas la source contractuelle du choix, mais atteste l'exercice d'une faculté préalablement portée à connaissance et acceptée. Le choix entre la Revente et l'intervention en tant que Simple intermédiaire ne modifie pas le Modèle de vente, n'entraîne pas l'extinction du mandat confié à Fleequid par le Vendeur et par l'Acheteur et n'affecte pas le droit de Fleequid aux Commissions dues par l'un et l'autre. La qualification de Fleequid en tant que commissionnaire agissant en son nom propre au sens de l'article 1731 du Code civil italien s'applique exclusivement dans la Revente conformément à l'art. 2.5 ; lorsque Fleequid agit en tant que Simple intermédiaire, la vente est conclue directement entre le Vendeur et l'Acheteur conformément aux art. 2.6 et 17.10. Sauf renvoi exprès et sauf dans la mesure où elles sont compatibles avec la nature de la disposition concernée, les règles du présent article ne s'appliquent pas au Dealer Sales, régi par l'art. 18. Avant la mise à disposition de la Proforma, si le Vendeur commet l'une des violations prévues aux lettres c), d), e) et f) des art. 17.8 et 17.14 qui n'est pas assortie, pour le même fait matériel et pour la protection du même intérêt, d'une pénalité spécifique prévue par les présentes Conditions générales, le Vendeur est tenu de verser à Fleequid, au titre de la relation de commercialisation visée à l'art. 8.8 et du mandat confié à Fleequid et indépendamment de la modalité d'exécution ultérieurement choisie, la pénalité résiduelle de 30 % déterminée selon la hiérarchie des bases prévue à l'art. 17.8, sans préjudice de la réparation du dommage supplémentaire ; à compter de la mise à disposition de la Proforma, s'applique, selon la modalité d'exécution choisie, l'art. 17.8 ou l'art. 17.14.</w:t>
+        <w:t>Les dispositions du présent article s'appliquent aux opérations structurées selon le Modèle de vente de la Vente en commission. Dans le cadre de ce Modèle, Fleequid exécute l'opération par voie de Revente conformément à l'art. 2.5 ou peut décider d'agir en tant que Simple intermédiaire conformément à l'art. 2.6, le Véhicule étant alors transféré directement du Vendeur à l'Acheteur. La possibilité que l'opération soit exécutée selon l'une ou l'autre modalité est portée à connaissance avant la formulation de l'Offre conformément à l'art. 3.2, lettre a), et est acceptée par l'adhésion aux présentes CG. Fleequid peut exercer ce choix même après la formation de l'Accord contraignant et, en tout état de cause, au plus tard lors de la mise à disposition de la Proforma, laquelle fige la modalité d'exécution choisie conformément à l'art. 11.4 ; la Proforma ne constitue pas la source contractuelle du choix, mais atteste l'exercice d'une faculté préalablement portée à connaissance et acceptée. Le choix entre la Revente et l'intervention en tant que Simple intermédiaire ne modifie pas le Modèle de vente, n'entraîne pas l'extinction du mandat confié à Fleequid par le Vendeur et par l'Acheteur et n'affecte pas le droit de Fleequid aux Commissions dues par l'un et l'autre. La qualification de Fleequid en tant que commissionnaire agissant en son nom propre au sens de l'article 1731 du Code civil italien s'applique exclusivement dans la Revente conformément à l'art. 2.5 ; lorsque Fleequid agit en tant que Simple intermédiaire, la vente est conclue directement entre le Vendeur et l'Acheteur conformément aux art. 2.6 et 17.10. Sauf renvoi exprès et sauf dans la mesure où elles sont compatibles avec la nature de la disposition concernée, les règles du présent article ne s'appliquent pas au Dealer Sales, régi par l'art. 18. Avant la mise à disposition de la Proforma, si le Vendeur commet l'une des violations prévues aux lettres c), d), e) et f) des art. 17.8 et 17.14 qui n'est pas assortie, pour le même fait matériel et pour la protection du même intérêt, d'une pénalité spécifique prévue par les présentes Conditions générales, le Vendeur est tenu de verser à Fleequid, au titre de la relation de commercialisation visée à l'art. 8.8 et du mandat confié à Fleequid et indépendamment de la modalité d'exécution ultérieurement choisie, la pénalité résiduelle de 30 % déterminée selon la hiérarchie des bases prévue à l'art. 17.8, sans préjudice de la réparation du dommage supplémentaire ; à compter de la mise à disposition de la Proforma, s'applique, selon la modalité d'exécution choisie, l'art. 17.8 ou l'art. 17.14.</w:t>
       </w:r>
       <w:bookmarkEnd w:id="137"/>
     </w:p>
@@ -10592,32 +10592,32 @@
           <w:sz w:val="20"/>
           <w:szCs w:val="20"/>
         </w:rPr>
-        <w:t>Le prix du Véhicule dû par Fleequid au Vendeur dans la Revente (le « Prix d'achat net ») correspond au Prix de vente à l'Acheteur, déduction faite des Commissions à la charge du Vendeur, des Tarifs et de toute autre somme due par le Vendeur à Fleequid en vertu des présentes Conditions générales. Le Vendeur autorise expressément Fleequid à procéder à la compensation et à la déduction desdits montants sur les sommes qui lui reviennent. Le Prix d'achat net ne devient exigible qu'après que Fleequid a intégralement reçu de l'Acheteur le Montant total dû conformément à l'art. 12.2 ; jusqu'à ce moment, le Vendeur ne peut se prévaloir d'aucune créance exigible à l'encontre de Fleequid, ni entreprendre à son encontre d'actions en paiement, de relances ou d'actions en exécution. La demande d'émission de la facture et l'éventuelle émission anticipée de celle-ci revêtent un caractère administratif et ne rendent pas le prix exigible avant le moment indiqué, ni ne constituent une confirmation de la réalisation des conditions prévues pour l'achat du Véhicule par Fleequid. L'atteinte du Prix de réserve, en tant que celui-ci est déterminé sur la base du PMIV fixé par le Vendeur, assure à ce dernier un produit net au moins égal au PMIV, sauf acceptation expresse contraire d'offres inférieures conformément à l'art. 10.3. Si la vente est annulée ou si son objet est réduit conformément à l'art. 14, le Prix d'achat net dû au Vendeur est redéterminé selon les critères prévus à l'art. 14.5. Demeure réservée la dérogation expresse prévue à l'art. 22.9 pour les opérations assorties d'une Solution de financement. Les dispositions du présent paragraphe ne s'appliquent pas lorsque Fleequid agit en tant que Simple intermédiaire.</w:t>
-      </w:r>
-    </w:p>
-    <w:p>
-      <w:pPr>
-        <w:pStyle w:val="Paragrafoelenco"/>
-        <w:numPr>
-          <w:ilvl w:val="1"/>
-          <w:numId w:val="1"/>
-        </w:numPr>
-        <w:spacing w:line="360" w:lineRule="auto"/>
-        <w:ind w:left="0" w:firstLine="0"/>
-        <w:jc w:val="both"/>
-        <w:rPr>
-          <w:rFonts w:ascii="Verdana" w:hAnsi="Verdana"/>
-          <w:sz w:val="20"/>
-          <w:szCs w:val="20"/>
-        </w:rPr>
-      </w:pPr>
-      <w:r>
-        <w:rPr>
-          <w:rFonts w:ascii="Verdana" w:hAnsi="Verdana"/>
-          <w:sz w:val="20"/>
-          <w:szCs w:val="20"/>
-        </w:rPr>
-        <w:t>Lorsque Fleequid procède par voie de Revente, le Vendeur est tenu, à la demande de Fleequid, d'émettre au nom de cette dernière la facture relative à la vente du Véhicule dans un délai de 5 (cinq) jours à compter de la demande, en euros et conformément aux montants, aux données et aux indications communiqués par Fleequid. La facture mentionne le Prix de vente à l'Acheteur ainsi que les Commissions, les Tarifs et les éventuels remboursements de frais dus à Fleequid, en sus de la TVA lorsqu'elle est due par la loi ; après avoir procédé à la compensation des sommes dues conformément à l'art. 17.4, Fleequid règle la facture au Vendeur une fois le Prix d'achat net devenu exigible conformément au même art. 17.4. En cas de retard imputable au Vendeur dans l'émission ou la transmission de la facture au-delà dudit délai, le Vendeur est tenu de verser à Fleequid une pénalité de 150,00 € (cent cinquante/00 euros) pour chaque jour de retard et pour chaque Véhicule concerné, jusqu'à l'exécution, que Fleequid est en droit de compenser avec le montant de la facture, sans préjudice de la réparation du dommage supplémentaire. Si, du fait du défaut de paiement de l'Acheteur, de l'Annulation de la vente, de la réduction de son objet, de la rectification de l'opération ou pour toute autre cause prévue par les présentes Conditions générales, l'émission d'un avoir, d'un document d'extourne ou de rectification ou la réémission de la facture s'avère nécessaire, y compris à la suite d'une nouvelle vente du Véhicule à un autre Enchérisseur pour un montant différent, le Vendeur est tenu d'y procéder dans un délai de 5 (cinq) jours à compter de la demande de Fleequid ; en cas de retard imputable au Vendeur, la même pénalité journalière s'applique, que Fleequid est en droit de compenser avec les sommes revenant ultérieurement au Vendeur ou de déduire de celles-ci. Demeurent applicables les dispositions des art. 15 et 16.2 relatives aux restitutions, à la documentation fiscale et aux autres formalités nécessaires à l'exécution de l'opération ou au rétablissement de la situation antérieure.</w:t>
+        <w:t>Le prix du Véhicule dû par Fleequid au Vendeur dans la Revente (le « Prix d'achat net ») correspond au Prix de vente à l'Acheteur, déduction faite des Commissions à la charge du Vendeur, des Tarifs et de toute autre somme due par le Vendeur à Fleequid en vertu des présentes Conditions générales. Le Vendeur autorise expressément Fleequid à procéder à la compensation et à la déduction desdits montants sur les sommes qui lui reviennent. Le Prix d'achat net ne devient exigible qu'après que Fleequid a intégralement reçu de l'Acheteur le Montant total dû conformément à l'art. 12.2 ; jusqu'à ce moment, le Vendeur ne peut se prévaloir d'aucune créance exigible à l'encontre de Fleequid, ni entreprendre à son encontre d'actions en paiement, de relances ou d'actions en exécution. La demande d'émission de la facture et l'éventuelle émission anticipée de celle-ci revêtent un caractère administratif et ne rendent pas le prix exigible avant le moment indiqué, ni ne constituent une confirmation de la réalisation des conditions prévues pour l'achat du Véhicule par Fleequid. L'atteinte du Prix de réserve, en tant que celui-ci est déterminé sur la base du PMIV fixé par le Vendeur, assure à ce dernier un produit net au moins égal au PMIV, sauf acceptation expresse contraire d'Offres inférieures conformément à l'art. 10.3. Si la vente est annulée ou si son objet est réduit conformément à l'art. 14, le Prix d'achat net dû au Vendeur est redéterminé selon les critères prévus à l'art. 14.5. Demeure réservée la dérogation expresse prévue à l'art. 22.9 pour les opérations assorties d'une Solution de financement. Les dispositions du présent paragraphe ne s'appliquent pas lorsque Fleequid agit en tant que Simple intermédiaire.</w:t>
+      </w:r>
+    </w:p>
+    <w:p>
+      <w:pPr>
+        <w:pStyle w:val="Paragrafoelenco"/>
+        <w:numPr>
+          <w:ilvl w:val="1"/>
+          <w:numId w:val="1"/>
+        </w:numPr>
+        <w:spacing w:line="360" w:lineRule="auto"/>
+        <w:ind w:left="0" w:firstLine="0"/>
+        <w:jc w:val="both"/>
+        <w:rPr>
+          <w:rFonts w:ascii="Verdana" w:hAnsi="Verdana"/>
+          <w:sz w:val="20"/>
+          <w:szCs w:val="20"/>
+        </w:rPr>
+      </w:pPr>
+      <w:r>
+        <w:rPr>
+          <w:rFonts w:ascii="Verdana" w:hAnsi="Verdana"/>
+          <w:sz w:val="20"/>
+          <w:szCs w:val="20"/>
+        </w:rPr>
+        <w:t>Lorsque Fleequid procède par voie de Revente, le Vendeur est tenu, à la demande de Fleequid, d'émettre au nom de cette dernière la facture relative à la vente du Véhicule dans un délai de 5 (cinq) jours à compter de la demande, en euros et conformément aux montants, aux données et aux indications communiqués par Fleequid. La facture mentionne le Prix de vente à l'Acheteur ainsi que les Commissions, les Tarifs et les éventuels remboursements de frais dus à Fleequid, en sus de la TVA lorsqu'elle est due par la loi ; après avoir procédé à la compensation des sommes dues conformément à l'art. 17.4, Fleequid règle la facture au Vendeur une fois le Prix d'achat net devenu exigible conformément au même art. 17.4. En cas de retard dans l'émission ou la transmission de la facture au-delà dudit délai, le Vendeur est tenu de verser à Fleequid une pénalité de 150,00 € (cent cinquante/00 euros) pour chaque jour de retard et pour chaque Véhicule concerné, jusqu'à l'exécution, que Fleequid est en droit de compenser avec le montant de la facture, sans préjudice de la réparation du dommage supplémentaire. Si, du fait du défaut de paiement de l'Acheteur, de l'Annulation de la vente, de la réduction de son objet, de la rectification de l'opération ou pour toute autre cause prévue par les présentes Conditions générales, l'émission d'un avoir, d'un document d'extourne ou de rectification ou la réémission de la facture s'avère nécessaire, y compris à la suite d'une nouvelle vente du Véhicule à un autre Enchérisseur pour un montant différent, le Vendeur est tenu d'y procéder dans un délai de 5 (cinq) jours à compter de la demande de Fleequid ; en cas de retard imputable au Vendeur, la même pénalité journalière s'applique, que Fleequid est en droit de compenser avec les sommes revenant ultérieurement au Vendeur ou de déduire de celles-ci. Demeurent applicables les dispositions des art. 15 et 16.2 relatives aux restitutions, à la documentation fiscale et aux autres formalités nécessaires à l'exécution de l'opération ou au rétablissement de la situation antérieure.</w:t>
       </w:r>
     </w:p>
     <w:p>
@@ -10692,7 +10692,7 @@
           <w:sz w:val="20"/>
           <w:szCs w:val="20"/>
         </w:rPr>
-        <w:t>Fleequid a le droit de résoudre, en tout ou en partie, conformément à l'article 1456 du Code civil italien, la relation contractuelle relative à l'achat du Véhicule auprès du Vendeur, au moyen d'une communication écrite par laquelle elle déclare vouloir se prévaloir de la présente clause résolutoire expresse, et de procéder à l'Annulation de la vente conformément à l'art. 14, si le Vendeur : a) a constitué ou laissé constituer sur le Véhicule des Charges en sus de celles déclarées, ou n'a pas procédé à leur mainlevée dans les délais prévus à l'art. 8.3 ; b) n'est pas en mesure d'assurer le libre transfert du Véhicule parce que le produit net lui revenant s'avère insuffisant pour désintéresser les créanciers ayant droit à la libération du bien et pour couvrir les autres montants dus au titre de l'opération, ou parce que les bénéficiaires des Charges refusent la libération ou la libre vente ; c) a fourni, lors de l'inscription, de la Proposition de vente ou ultérieurement, des informations ou des documents faux, inexacts, frauduleux, obsolètes ou incomplets, pertinents aux fins de l'opération concernée ; d) viole les obligations prévues par les présentes Conditions générales en matière de propriété, de disponibilité, de garde et de conservation du Véhicule, de véracité des informations, de documentation, d'exclusivité, de transfert de propriété, de livraison, de réglementation environnementale ou de droits des tiers ; e) viole des règles impératives ou des dispositions administratives applicables à la commercialisation, au transfert ou à la gestion du Véhicule, ou des droits de tiers, de manière à compromettre la poursuite de l'opération ou à la rendre risquée ; f) refuse ou omet de transférer la propriété du Véhicule ou d'accomplir les actes et les formalités ou de prêter la collaboration nécessaires à l'enregistrement ou à l'immatriculation du Véhicule au nom de Fleequid, ou manque à l'obligation de le mettre à disposition ou de le livrer conformément aux dispositions des présentes Conditions générales. Fleequid conserve en outre la faculté de suspendre l'opération ou la commercialisation du Véhicule et d'adopter les mesures raisonnablement nécessaires lorsque cela est opportun pour prévenir les fraudes, protéger la sécurité de la Place de marché, de Fleequid, de l'Acheteur ou de tiers, vérifier des situations de risque, procéder à des vérifications ou assurer le respect de la réglementation applicable, y compris environnementale ; l'adoption de ces mesures revêt un caractère conservatoire et n'emporte pas, en soi, l'exercice de la clause résolutoire expresse ni l'application de la pénalité prévue au présent paragraphe, lesquels supposent la constatation d'une violation contractuelle ou réglementaire imputable au Vendeur. En cas de résolution ou d'Annulation pour l'une des causes prévues au présent paragraphe, restent dues les Commissions à la charge du Vendeur dont le droit serait déjà acquis conformément à l'art. 12.4, les Tarifs, les coûts et les frais supportés par Fleequid au titre de l'opération et les autres montants acquis à un titre distinct. Dans les hypothèses visées aux lettres c), d), e) et f), sauf si le même fait matériel est déjà assorti, pour la protection du même intérêt, d'une pénalité spécifique prévue par les présentes Conditions générales, y compris, à titre d'exemple, celles visées aux art. 8.9, 8.11, 8.12 et 16.9, le Vendeur est en outre tenu de verser à Fleequid, à titre de pénalité, un montant égal à 30 % du Prix de réserve déterminé à l'occasion de la première Vente aux enchères relative au Véhicule, les éventuelles réductions ultérieures du Prix de réserve étant sans incidence, ou, si aucune Vente aux enchères avec Prix de réserve n'a eu lieu pour le Véhicule mais qu'un Prix de réserve a été prévu pour l'opération concernée, à 30 % de ce Prix de réserve, ou encore, si aucun Prix de réserve n'a été prévu pour l'opération concernée, à 30 % du Prix de vente à l'Acheteur ou, à défaut également de Prix de vente à l'Acheteur, à 30 % du PMIV relatif à l'opération concernée, sous réserve des dispositions de l'art. 18.5 pour le Dealer Sales, sans préjudice de la réparation du dommage supplémentaire. Dans les cas où, en vertu de la phrase précédente et de l'art. 15.8, une pénalité spécifique s'applique en lieu et place de celle prévue au présent paragraphe, demeurent applicables la faculté de résolution conformément à l'article 1456 du Code civil italien et les autres conséquences prévues au présent paragraphe, autres que la pénalité ; restent en revanche cumulables les conséquences prévues pour des faits ou des violations distincts, conformément aux dispositions de l'art. 15.8. S'agissant du refus ou de l'omission de transférer la propriété du Véhicule visés à la lettre f), la pénalité prévue au présent paragraphe ne s'applique pas, pour le même fait, même avant que les conditions du refus prévues à l'art. 8.11 ne soient réunies ; une fois ces conditions réunies, s'applique la pénalité spécifique prévue à l'art. 8.11, la faculté de résolution conformément à l'article 1456 du Code civil italien et les autres conséquences prévues au présent paragraphe, autres que la pénalité, demeurant applicables.</w:t>
+        <w:t>Fleequid a le droit de résoudre, en tout ou en partie, conformément à l'article 1456 du Code civil italien, la relation contractuelle relative à l'achat du Véhicule auprès du Vendeur, au moyen d'une communication écrite par laquelle elle déclare vouloir se prévaloir de la présente clause résolutoire expresse, et de procéder à l'Annulation de la vente conformément à l'art. 14, si le Vendeur : a) a constitué ou laissé constituer sur le Véhicule des Charges en sus de celles déclarées, ou n'a pas procédé à leur mainlevée dans les délais prévus à l'art. 8.3 ; b) n'est pas en mesure d'assurer le libre transfert du Véhicule parce que le produit net lui revenant s'avère insuffisant pour désintéresser les créanciers ayant droit à la libération du bien et pour couvrir les autres montants dus au titre de l'opération, ou parce que les bénéficiaires des Charges refusent la libération ou la libre vente ; c) a fourni, lors de l'inscription, de la Proposition de vente ou ultérieurement, des informations ou des documents faux, inexacts, frauduleux, obsolètes ou incomplets, pertinents aux fins de l'opération concernée ; d) viole les obligations prévues par les présentes Conditions générales en matière de propriété, de disponibilité, de garde et de conservation du Véhicule, de véracité des informations, de documentation, d'exclusivité, de transfert de propriété, de livraison, de réglementation environnementale ou de droits des tiers ; e) viole des règles impératives ou des dispositions administratives applicables à la commercialisation, au transfert ou à la gestion du Véhicule, ou des droits de tiers, de manière à compromettre la poursuite de l'opération ou à la rendre risquée ; f) refuse ou omet de transférer la propriété du Véhicule ou d'accomplir les actes et les formalités ou de prêter la collaboration nécessaires à l'enregistrement ou à l'immatriculation du Véhicule au nom de Fleequid, ou manque à l'obligation de le mettre à disposition ou de le livrer conformément aux dispositions des présentes Conditions générales. Fleequid conserve en outre la faculté de suspendre l'opération ou la commercialisation du Véhicule et d'adopter les mesures raisonnablement nécessaires lorsque cela est opportun pour prévenir les fraudes, protéger la sécurité de la Place de marché, de Fleequid, de l'Acheteur ou de tiers, vérifier des situations de risque, procéder à des vérifications ou assurer le respect de la réglementation applicable, y compris environnementale ; l'adoption de ces mesures revêt un caractère conservatoire et n'emporte pas, en soi, l'exercice de la clause résolutoire expresse ni l'application de la pénalité prévue au présent paragraphe, lesquels supposent la constatation d'une violation contractuelle ou réglementaire imputable au Vendeur. En cas de résolution ou d'Annulation pour l'une des causes prévues au présent paragraphe, restent dues les Commissions à la charge du Vendeur dont le droit serait déjà acquis conformément à l'art. 12.4, les Tarifs, les coûts et les frais supportés par Fleequid au titre de l'opération et les autres montants acquis à un titre distinct. Dans les hypothèses visées aux lettres c), d), e) et f), sauf si le même fait matériel est déjà assorti, pour la protection du même intérêt, d'une pénalité spécifique prévue par les présentes Conditions générales, y compris, à titre d'exemple, celles visées aux art. 8.9, 8.11, 8.12 et 16.9, le Vendeur est en outre tenu de verser à Fleequid, à titre de pénalité, un montant égal à 30 % du Prix de réserve déterminé à l'occasion de la première Vente aux enchères relative au Véhicule, les éventuelles réductions ultérieures du Prix de réserve étant sans incidence, ou, si aucune Vente aux enchères avec Prix de réserve n'a eu lieu pour le Véhicule mais qu'un Prix de réserve a été prévu pour l'opération concernée, à 30 % de ce Prix de réserve, ou encore, si aucun Prix de réserve n'a été prévu pour l'opération concernée, à 30 % du Prix de vente à l'Acheteur ou, à défaut également de Prix de vente à l'Acheteur, à 30 % du PMIV relatif à l'opération concernée, sous réserve des dispositions de l'art. 18.5 pour le Dealer Sales, sans préjudice de la réparation du dommage supplémentaire. Dans les cas où, en vertu de la phrase précédente et de l'art. 15.8, une pénalité spécifique s'applique en lieu et place de celle prévue au présent paragraphe, demeurent applicables la faculté de résolution conformément à l'article 1456 du Code civil italien et les autres conséquences prévues au présent paragraphe, autres que la pénalité ; restent en revanche cumulables les conséquences prévues pour des faits ou des violations distincts, conformément aux dispositions de l'art. 15.8. S'agissant du refus ou de l'omission de transférer la propriété du Véhicule visés à la lettre f), la pénalité prévue au présent paragraphe ne s'applique pas, pour le même fait, même avant que les conditions du refus prévues à l'art. 8.11 ne soient réunies ; une fois ces conditions réunies, s'applique la pénalité spécifique prévue à l'art. 8.11, lettre a), la faculté de résolution conformément à l'article 1456 du Code civil italien et les autres conséquences prévues au présent paragraphe, autres que la pénalité, demeurant applicables.</w:t>
       </w:r>
     </w:p>
     <w:p>
@@ -11047,7 +11047,7 @@
           <w:sz w:val="20"/>
           <w:szCs w:val="20"/>
         </w:rPr>
-        <w:t>Dans le Dealer Sales, le Vendeur est tenu, à la demande de Fleequid, d'émettre au nom de cette dernière la facture relative à la vente du Véhicule dans un délai de 5 (cinq) jours à compter de la demande, conformément aux données et aux indications communiquées par Fleequid. La facture est émise par référence au Prix d'achat convenu conformément à l'art. 18.3, majoré de la TVA lorsqu'elle est applicable et des éventuels autres montants se rapportant exclusivement à la relation de vente concernée. En cas de retard imputable au Vendeur dans l'émission ou la transmission de la facture, le Vendeur est tenu de verser à Fleequid une pénalité de 150,00 € (cent cinquante/00 euros) pour chaque jour de retard et pour chaque Véhicule concerné, jusqu'à l'exécution, sans préjudice de la réparation du dommage supplémentaire. Si l'émission d'un avoir, d'un document d'extourne ou de rectification ou la réémission de la facture s'avère nécessaire, le Vendeur est tenu d'y procéder dans un délai de 5 (cinq) jours à compter de la demande de Fleequid, la même pénalité s'appliquant en cas de retard. Demeure distincte et autonome la facturation établie par Fleequid au nom de l'Acheteur, régie par l'art. 16.2.</w:t>
+        <w:t>Dans le Dealer Sales, le Vendeur est tenu, à la demande de Fleequid, d'émettre au nom de cette dernière la facture relative à la vente du Véhicule dans un délai de 5 (cinq) jours à compter de la demande, conformément aux données et aux indications communiquées par Fleequid. La facture est émise par référence au Prix d'achat convenu conformément à l'art. 18.3, majoré de la TVA lorsqu'elle est applicable et des éventuels autres montants se rapportant exclusivement à la relation de vente concernée. En cas de retard dans l'émission ou la transmission de la facture, le Vendeur est tenu de verser à Fleequid une pénalité de 150,00 € (cent cinquante/00 euros) pour chaque jour de retard et pour chaque Véhicule concerné, jusqu'à l'exécution, sans préjudice de la réparation du dommage supplémentaire. Si l'émission d'un avoir, d'un document d'extourne ou de rectification ou la réémission de la facture s'avère nécessaire, le Vendeur est tenu d'y procéder dans un délai de 5 (cinq) jours à compter de la demande de Fleequid, la même pénalité s'appliquant en cas de retard. Demeure distincte et autonome la facturation établie par Fleequid au nom de l'Acheteur, régie par l'art. 16.2.</w:t>
       </w:r>
     </w:p>
     <w:p>
@@ -11075,7 +11075,7 @@
           <w:sz w:val="20"/>
           <w:szCs w:val="20"/>
         </w:rPr>
-        <w:t>Dans la relation d'achat entre le Vendeur et Fleequid, demeurent intégralement applicables les déclarations, les garanties et les obligations de garantie d'indemnisation, de remboursement et de recours mises à la charge du Vendeur par les présentes Conditions générales, y compris celles prévues aux art. 8.3, 8.12, 8.13 et 19.6, ainsi que le régime de la notification et des délais correspondants visé à l'art. 17.7 et la clause résolutoire expresse et les conséquences économiques visées à l'art. 17.8, qui s'appliquent au contrat d'achat conclu par Fleequid dans le Dealer Sales ; aux fins de la détermination de la pénalité prévue à l'art. 17.8, s'il n'existe pour le Véhicule ni Prix de réserve ni Prix de vente à l'Acheteur, comme cela peut se produire notamment dans l'achat pour stock, la base subsidiaire finale est constituée, en lieu et place du PMIV, par le Prix d'achat dû par Fleequid au Vendeur. L'achat du Véhicule par Fleequid n'éteint ni ne réduit ces protections. La garantie d'indemnisation visée à l'art. 8.13 s'applique expressément aussi aux prétentions formulées par l'Acheteur à l'encontre de Fleequid en tant que vendeur effectif, ainsi qu'aux sommes, aux coûts, aux réparations, aux frais, aux charges et aux dommages que Fleequid supporte en cette qualité pour des faits, vices, défauts, omissions ou inexécutions imputables au Vendeur, avec droit de recours et de remboursement intégral à l'encontre de ce dernier. Si une non-conformité, un vice, un dommage ou une autre circonstance imputable au Vendeur apparaît ou est notifiée par l'Acheteur après la revente du Véhicule, Fleequid conserve le droit de s'en prévaloir à l'encontre du Vendeur dans les délais prévus à l'art. 17.7, lesquels courent, lorsque le fait n'était pas déjà connu de Fleequid auparavant, à compter de sa découverte ou de la réception de la réclamation de l'Acheteur. Le paiement du Prix d'achat, la prise de livraison du Véhicule par Fleequid ou par des personnes mandatées par elle et la revente ultérieure à l'Acheteur n'emportent pas renonciation aux droits de garantie d'indemnisation, de recours et de remboursement ni aux autres remèdes dont dispose Fleequid à l'encontre du Vendeur.</w:t>
+        <w:t>Dans la relation d'achat entre le Vendeur et Fleequid, demeurent intégralement applicables les déclarations, les garanties et les obligations de garantie d'indemnisation, de remboursement et de recours mises à la charge du Vendeur par les présentes Conditions générales, y compris celles prévues aux art. 8.3, 8.12, 8.13 et 19.6, ainsi que le régime de la notification et des délais correspondants visé à l'art. 17.7 et la clause résolutoire expresse et les conséquences économiques visées à l'art. 17.8, qui s'appliquent au contrat d'achat conclu par Fleequid dans le Dealer Sales ; aux fins de la détermination de la pénalité prévue à l'art. 17.8, s'il n'existe pour le Véhicule ni Prix de réserve ni Prix de vente à l'Acheteur, comme cela peut se produire notamment dans l'achat pour stock, la base subsidiaire finale est constituée, en lieu et place du PMIV, par le Prix d'achat dû par Fleequid au Vendeur. L'achat du Véhicule par Fleequid n'éteint ni ne réduit ces protections. La garantie d'indemnisation visée à l'art. 8.13 s'applique expressément aussi aux prétentions formulées par l'Acheteur à l'encontre de Fleequid en tant que vendeur effectif, ainsi qu'aux sommes, aux coûts, aux réparations, aux frais, aux charges et aux dommages que Fleequid supporte en cette qualité pour des faits, vices, défauts, omissions ou inexécutions imputables au Vendeur, avec droit de recours et de remboursement intégral à l'encontre de ce dernier. Si une non-conformité, un vice, un endommagement du Véhicule ou une autre circonstance imputable au Vendeur apparaît, ou est notifiée par l'Acheteur, après la revente du Véhicule, Fleequid conserve le droit de s'en prévaloir à l'encontre du Vendeur dans les délais prévus à l'art. 17.7, lesquels courent, lorsque le fait n'était pas déjà connu de Fleequid auparavant, à compter de sa découverte ou de la réception de la réclamation de l'Acheteur. Le paiement du Prix d'achat, la prise de livraison du Véhicule par Fleequid ou par des personnes mandatées par elle et la revente ultérieure à l'Acheteur n'emportent pas renonciation aux droits de garantie d'indemnisation, de recours et de remboursement ni aux autres remèdes dont dispose Fleequid à l'encontre du Vendeur.</w:t>
       </w:r>
     </w:p>
     <w:p>
@@ -11479,7 +11479,7 @@
           <w:sz w:val="20"/>
           <w:szCs w:val="20"/>
         </w:rPr>
-        <w:t>Avant la formulation de l'Offre, l'Acheteur est tenu d'examiner, avec la diligence requise par sa qualité de professionnel, l'Annonce, les Spécifications techniques, le TrustReport s'il est disponible, les photographies, la documentation et toute autre information mise à disposition concernant le Véhicule, ainsi que de se prévaloir, lorsqu'elle est offerte par Fleequid ou par le Vendeur, de la possibilité de voir, d'inspecter et d'essayer le Véhicule. Ne peuvent être qualifiés de vices cachés ni fonder des demandes de garantie, de réduction du prix, d'indemnité ou de dommages-intérêts les vices, les défauts, les non-conformités, les conditions d'utilisation, l'usure, les insuffisances de conformité ou les manques — y compris ceux concernant des parties non immédiatement visibles ou difficilement accessibles — qui ressortiraient des informations ou de la documentation mises à disposition ou que l'Acheteur aurait pu relever en les examinant ou en se prévalant de l'éventuelle possibilité d'inspecter et d'essayer le Véhicule. Le défaut d'inspection ou d'essai, toujours offerts par Fleequid, demeure aux risques de l'Acheteur et ne peut entraîner une extension du régime de garantie applicable. La charge d'examen et d'inspection prévue au présent paragraphe existe dans tous les Modèles de vente et dans toutes les modalités d'exécution.</w:t>
+        <w:t>Avant la formulation de l'Offre, l'Acheteur est tenu d'examiner, avec la diligence requise par sa qualité de professionnel, l'Annonce, les Spécifications techniques, le TrustReport s'il est disponible, les photographies, la documentation et toute autre information mise à disposition concernant le Véhicule, ainsi que de se prévaloir de la possibilité de voir, d'inspecter et d'essayer le Véhicule. Ne peuvent être qualifiés de vices cachés ni fonder des demandes de garantie, de réduction du prix, d'indemnité ou de dommages-intérêts les vices, les défauts, les non-conformités, les conditions d'utilisation, l'usure, les insuffisances de conformité ou les manques — y compris ceux concernant des parties non immédiatement visibles ou difficilement accessibles — qui ressortiraient des informations ou de la documentation mises à disposition ou que l'Acheteur aurait pu relever en les examinant ou en se prévalant de la possibilité d'inspecter et d'essayer le Véhicule. Le défaut d'inspection ou d'essai, toujours offerts par Fleequid, demeure aux risques de l'Acheteur et ne peut entraîner une extension du régime de garantie applicable. La charge d'examen et d'inspection prévue au présent paragraphe existe dans tous les Modèles de vente et dans toutes les modalités d'exécution.</w:t>
       </w:r>
     </w:p>
     <w:p>
@@ -11892,10 +11892,19 @@
       <w:r>
         <w:rPr>
           <w:rFonts w:ascii="Verdana" w:hAnsi="Verdana"/>
-          <w:sz w:val="20"/>
-          <w:szCs w:val="20"/>
-        </w:rPr>
-        <w:t>Vente en commission avec intervention de Fleequid en tant que Simple intermédiaire. Lorsque Fleequid agit conformément à l'art. 2.6, la vente et le rapport de garantie y afférent interviennent directement et exclusivement entre le Vendeur et l'Acheteur, dans les limites, avec les exclusions et selon les délais conventionnels prévus par le présent article, que le Vendeur et l'Acheteur conviennent expressément d'appliquer également à leur rapport direct. Fleequid n'achète pas le Véhicule, n'acquiert pas la qualité de vendeur et ne répond ni de sa conformité, de ses qualités, de ses vices ou défauts, ni de l'exécution des obligations de garantie du Vendeur. Le Vendeur et l'Acheteur, chacun pour ce qui le concerne, s'engagent à garantir et à tenir indemne Fleequid de toute demande, action, exception, demande de garantie, de restitution, de réduction du prix, d'indemnité ou de dommages-intérêts, ainsi que des coûts et frais y afférents, concernant le Véhicule ou sa vente. La clause de rattachement visée à l'art. 21 ne s'applique pas, Fleequid n'étant pas partie à la vente.</w:t>
+          <w:b/>
+          <w:sz w:val="20"/>
+          <w:szCs w:val="20"/>
+        </w:rPr>
+        <w:t>Vente en commission avec intervention de Fleequid en tant que Simple intermédiaire</w:t>
+      </w:r>
+      <w:r>
+        <w:rPr>
+          <w:rFonts w:ascii="Verdana" w:hAnsi="Verdana"/>
+          <w:sz w:val="20"/>
+          <w:szCs w:val="20"/>
+        </w:rPr>
+        <w:t>. Lorsque Fleequid agit conformément à l'art. 2.6, la vente et le rapport de garantie y afférent interviennent directement et exclusivement entre le Vendeur et l'Acheteur, dans les limites, avec les exclusions et selon les délais conventionnels prévus par le présent article, que le Vendeur et l'Acheteur conviennent expressément d'appliquer également à leur rapport direct. Fleequid n'achète pas le Véhicule, n'acquiert pas la qualité de vendeur et ne répond ni de sa conformité, de ses qualités, de ses vices ou défauts, ni de l'exécution des obligations de garantie du Vendeur. Le Vendeur et l'Acheteur, chacun pour ce qui le concerne, s'engagent à garantir et à tenir indemne Fleequid de toute demande, action, exception, demande de garantie, de restitution, de réduction du prix, d'indemnité ou de dommages-intérêts, ainsi que des coûts et frais y afférents, concernant le Véhicule ou sa vente. La clause de rattachement visée à l'art. 21 ne s'applique pas, Fleequid n'étant pas partie à la vente.</w:t>
       </w:r>
     </w:p>
     <w:p>
@@ -11929,7 +11938,7 @@
           <w:sz w:val="20"/>
           <w:szCs w:val="20"/>
         </w:rPr>
-        <w:t>. Dans les ventes conclues selon le Dealer Sales, Fleequid a la qualité de vendeur effectif à l'égard de l'Acheteur, mais la garantie est exclusivement celle qui résulte de la convention entre Professionnels contenue dans le présent article, avec l'ensemble des exclusions, limitations, conditions et déchéances qui y sont prévues. Aucune garantie supplémentaire, expresse ou implicite, ne peut être considérée comme fournie par Fleequid, sauf si elle est spécifiquement assumée par écrit dans l'opération concernée. La notification des vices, défauts ou non-conformités doit être effectuée, à peine de déchéance, dans les délais et selon les modalités prévus à l'art. 20.2 et, en tout état de cause, dans un délai de 30 (trente) jours à compter de la livraison et à condition que le Véhicule n'ait pas par la suite parcouru plus de 1 000 (mille) km, délais que les Parties conviennent expressément de retenir comme délais conventionnels de déchéance au sens de l'article 1495 du Code civil italien. Demeurent en outre applicables les dispositions de l'art. 16.12 pour les vices, les dommages et les non-conformités apparents décelables au moment de la livraison. L'éventuelle responsabilité de Fleequid ne peut en aucun cas s'étendre au-delà du régime de garantie expressément convenu, sans préjudice des garanties, des garanties d'indemnisation, des obligations de remboursement et des droits de recours revenant à Fleequid à l'encontre du Vendeur initial en vertu des art. 8.13, 18.5 et 19.6. La clause de rattachement visée à l'art. 21 ne s'applique pas au Dealer Sales et son régime n'est pas susceptible d'application par analogie.</w:t>
+        <w:t>. Dans les ventes conclues selon le Dealer Sales, Fleequid a la qualité de vendeur effectif à l'égard de l'Acheteur, mais la garantie est exclusivement celle qui résulte de la convention entre Professionnels contenue dans le présent article, avec l'ensemble des exclusions, limitations, conditions et déchéances qui y sont prévues. Aucune garantie supplémentaire, expresse ou implicite, ne peut être considérée comme fournie par Fleequid, sauf si elle est spécifiquement assumée par écrit dans l'opération concernée. La notification des vices, défauts ou non-conformités doit être effectuée, à peine de déchéance, dans les délais et selon les modalités prévus à l'art. 20.2 et, en tout état de cause, dans un délai de 30 (trente) jours calendaires à compter de la livraison et à condition que le Véhicule n'ait pas par la suite parcouru plus de 1 000 (mille) km, délais que les Parties conviennent expressément de retenir comme délais conventionnels de déchéance au sens de l'article 1495 du Code civil italien. Demeurent en outre applicables les dispositions de l'art. 16.12 pour les vices, les dommages et les non-conformités apparents décelables au moment de la livraison. L'éventuelle responsabilité de Fleequid ne peut en aucun cas s'étendre au-delà du régime de garantie expressément convenu, sans préjudice des garanties, des garanties d'indemnisation, des obligations de remboursement et des droits de recours revenant à Fleequid à l'encontre du Vendeur initial en vertu des art. 8.13, 18.5 et 19.6. La clause de rattachement visée à l'art. 21 ne s'applique pas au Dealer Sales et son régime n'est pas susceptible d'application par analogie.</w:t>
       </w:r>
     </w:p>
     <w:p>
@@ -12101,7 +12110,7 @@
           <w:sz w:val="20"/>
           <w:szCs w:val="20"/>
         </w:rPr>
-        <w:t xml:space="preserve"> ou par tout autre moyen apportant la preuve de la remise à Fleequid. Les non-conformités, les vices et les défauts décelables au moment de la livraison doivent être préalablement signalés conformément à l'art. 16.12. À peine de déchéance, la réclamation doit parvenir à Fleequid au plus tard 30 (trente) jours à compter de la date de livraison et avant que le Véhicule n'ait parcouru 1 000 (mille) km supplémentaires. La réclamation doit contenir les informations et la documentation, y compris photographique, nécessaires à l'évaluation de la contestation ; Fleequid peut demander des documents ou des éclaircissements supplémentaires, que l'Acheteur est tenu de fournir dans un délai de 5 (cinq) jours à compter de la demande. En cas de non-respect des délais précités ou des modalités requises, Fleequid peut ne pas donner suite à la réclamation et procéder à son classement, et n'est pas tenue de prendre en considération les réclamations présentées dans des délais, selon des modalités ou avec des informations différents de ceux prévus. Les délais prévus au présent paragraphe valent délais conventionnels de déchéance dans tous les Modèles de vente, sous la réserve visée à l'art. 19.8 et sans préjudice, dans les rapports entre Fleequid et le Vendeur, des délais de notification différents prévus aux art. 17.7 et 18.5.</w:t>
+        <w:t xml:space="preserve"> ou par tout autre moyen apportant la preuve de la remise à Fleequid. Les non-conformités, les vices et les défauts décelables au moment de la livraison doivent être préalablement signalés conformément à l'art. 16.12. À peine de déchéance, la réclamation doit parvenir à Fleequid au plus tard 30 (trente) jours calendaires à compter de la date de livraison et avant que le Véhicule n'ait parcouru 1 000 (mille) km supplémentaires. La réclamation doit contenir les informations et la documentation, y compris photographique, nécessaires à l'évaluation de la contestation ; Fleequid peut demander des documents ou des éclaircissements supplémentaires, que l'Acheteur est tenu de fournir dans un délai de 5 (cinq) jours à compter de la demande. En cas de non-respect des délais précités ou des modalités requises, Fleequid peut ne pas donner suite à la réclamation et procéder à son classement, et n'est pas tenue de prendre en considération les réclamations présentées dans des délais, selon des modalités ou avec des informations différents de ceux prévus. Les délais prévus au présent paragraphe valent délais conventionnels de déchéance dans tous les Modèles de vente, sous la réserve visée à l'art. 19.8 et sans préjudice, dans les rapports entre Fleequid et le Vendeur, des délais de notification différents prévus aux art. 17.7 et 18.5.</w:t>
       </w:r>
     </w:p>
     <w:p>
@@ -12595,7 +12604,7 @@
           <w:sz w:val="20"/>
           <w:szCs w:val="20"/>
         </w:rPr>
-        <w:t>Aux fins de l'art. 12.2, les Conditions spécifiques peuvent attribuer à un engagement irrévocable du Financeur, remplissant les conditions qui y sont prévues, un effet équivalent à l'exécution intégrale de l'obligation de paiement, en déterminant le moment à compter duquel cet effet se produit. À défaut d'une telle stipulation expresse, seuls sont pris en compte les paiements effectivement reçus par leurs destinataires respectifs.</w:t>
+        <w:t>Aux fins de l'art. 12.2, les Conditions spécifiques peuvent attribuer à un engagement irrévocable du Financeur, remplissant les conditions prévues par ces mêmes Conditions spécifiques, un effet équivalent à l'exécution intégrale de l'obligation de paiement, en déterminant le moment à compter duquel cet effet se produit. À défaut d'une telle stipulation expresse, seuls sont pris en compte les paiements effectivement reçus par leurs destinataires respectifs.</w:t>
       </w:r>
     </w:p>
     <w:p>
@@ -13016,7 +13025,7 @@
           <w:sz w:val="20"/>
           <w:szCs w:val="20"/>
         </w:rPr>
-        <w:t>22077 Olgiate Comasco (CO),</w:t>
+        <w:t>22077 Olgiate Comasco (CO)</w:t>
       </w:r>
     </w:p>
     <w:p>
@@ -13559,7 +13568,7 @@
           <w:sz w:val="20"/>
           <w:szCs w:val="20"/>
         </w:rPr>
-        <w:t>Art. 13 (Vente différée : acompte et Véhicule temporairement en usage chez le Vendeur)</w:t>
+        <w:t>Art. 13 (Vente différée : Acompte et Véhicule temporairement en usage chez le Vendeur)</w:t>
       </w:r>
       <w:r>
         <w:rPr>
